--- a/output/plumage_detrmnts_repro_tidy_frmt.docx
+++ b/output/plumage_detrmnts_repro_tidy_frmt.docx
@@ -22,7 +22,6 @@
           <w:trHeight w:val="360" w:hRule="auto"/>
           <w:tblHeader/>
         </w:trPr>
-        header 1
         <w:tc>
           <w:tcPr>
             <w:tcBorders>
@@ -57,17 +56,19 @@
                 <w:i w:val="false"/>
                 <w:b w:val="false"/>
                 <w:u w:val="none"/>
-                <w:sz w:val="24"/>
-                <w:szCs w:val="24"/>
-                <w:color w:val="000000"/>
-              </w:rPr>
-            </w:pPr>
-            <w:r>
-              <w:rPr>
-                <w:rFonts w:ascii="Times New Roman" w:hAnsi="Times New Roman" w:eastAsia="Times New Roman" w:cs="Times New Roman"/>
-                <w:i w:val="false"/>
-                <w:b w:val="false"/>
-                <w:u w:val="none"/>
+                <w:strike w:val="false"/>
+                <w:sz w:val="24"/>
+                <w:szCs w:val="24"/>
+                <w:color w:val="000000"/>
+              </w:rPr>
+            </w:pPr>
+            <w:r>
+              <w:rPr>
+                <w:rFonts w:ascii="Times New Roman" w:hAnsi="Times New Roman" w:eastAsia="Times New Roman" w:cs="Times New Roman"/>
+                <w:i w:val="false"/>
+                <w:b w:val="false"/>
+                <w:u w:val="none"/>
+                <w:strike w:val="false"/>
                 <w:sz w:val="24"/>
                 <w:szCs w:val="24"/>
                 <w:color w:val="000000"/>
@@ -110,17 +111,19 @@
                 <w:i w:val="false"/>
                 <w:b w:val="false"/>
                 <w:u w:val="none"/>
-                <w:sz w:val="24"/>
-                <w:szCs w:val="24"/>
-                <w:color w:val="000000"/>
-              </w:rPr>
-            </w:pPr>
-            <w:r>
-              <w:rPr>
-                <w:rFonts w:ascii="Times New Roman" w:hAnsi="Times New Roman" w:eastAsia="Times New Roman" w:cs="Times New Roman"/>
-                <w:i w:val="false"/>
-                <w:b w:val="false"/>
-                <w:u w:val="none"/>
+                <w:strike w:val="false"/>
+                <w:sz w:val="24"/>
+                <w:szCs w:val="24"/>
+                <w:color w:val="000000"/>
+              </w:rPr>
+            </w:pPr>
+            <w:r>
+              <w:rPr>
+                <w:rFonts w:ascii="Times New Roman" w:hAnsi="Times New Roman" w:eastAsia="Times New Roman" w:cs="Times New Roman"/>
+                <w:i w:val="false"/>
+                <w:b w:val="false"/>
+                <w:u w:val="none"/>
+                <w:strike w:val="false"/>
                 <w:sz w:val="24"/>
                 <w:szCs w:val="24"/>
                 <w:color w:val="000000"/>
@@ -163,17 +166,19 @@
                 <w:i w:val="false"/>
                 <w:b w:val="false"/>
                 <w:u w:val="none"/>
-                <w:sz w:val="24"/>
-                <w:szCs w:val="24"/>
-                <w:color w:val="000000"/>
-              </w:rPr>
-            </w:pPr>
-            <w:r>
-              <w:rPr>
-                <w:rFonts w:ascii="Times New Roman" w:hAnsi="Times New Roman" w:eastAsia="Times New Roman" w:cs="Times New Roman"/>
-                <w:i w:val="false"/>
-                <w:b w:val="false"/>
-                <w:u w:val="none"/>
+                <w:strike w:val="false"/>
+                <w:sz w:val="24"/>
+                <w:szCs w:val="24"/>
+                <w:color w:val="000000"/>
+              </w:rPr>
+            </w:pPr>
+            <w:r>
+              <w:rPr>
+                <w:rFonts w:ascii="Times New Roman" w:hAnsi="Times New Roman" w:eastAsia="Times New Roman" w:cs="Times New Roman"/>
+                <w:i w:val="false"/>
+                <w:b w:val="false"/>
+                <w:u w:val="none"/>
+                <w:strike w:val="false"/>
                 <w:sz w:val="24"/>
                 <w:szCs w:val="24"/>
                 <w:color w:val="000000"/>
@@ -216,6 +221,7 @@
                 <w:i w:val="true"/>
                 <w:b w:val="false"/>
                 <w:u w:val="none"/>
+                <w:strike w:val="false"/>
                 <w:sz w:val="24"/>
                 <w:szCs w:val="24"/>
                 <w:color w:val="000000"/>
@@ -227,6 +233,7 @@
                 <w:i w:val="true"/>
                 <w:b w:val="false"/>
                 <w:u w:val="none"/>
+                <w:strike w:val="false"/>
                 <w:sz w:val="24"/>
                 <w:szCs w:val="24"/>
                 <w:color w:val="000000"/>
@@ -269,17 +276,19 @@
                 <w:i w:val="false"/>
                 <w:b w:val="false"/>
                 <w:u w:val="none"/>
-                <w:sz w:val="24"/>
-                <w:szCs w:val="24"/>
-                <w:color w:val="000000"/>
-              </w:rPr>
-            </w:pPr>
-            <w:r>
-              <w:rPr>
-                <w:rFonts w:ascii="Times New Roman" w:hAnsi="Times New Roman" w:eastAsia="Times New Roman" w:cs="Times New Roman"/>
-                <w:i w:val="false"/>
-                <w:b w:val="false"/>
-                <w:u w:val="none"/>
+                <w:strike w:val="false"/>
+                <w:sz w:val="24"/>
+                <w:szCs w:val="24"/>
+                <w:color w:val="000000"/>
+              </w:rPr>
+            </w:pPr>
+            <w:r>
+              <w:rPr>
+                <w:rFonts w:ascii="Times New Roman" w:hAnsi="Times New Roman" w:eastAsia="Times New Roman" w:cs="Times New Roman"/>
+                <w:i w:val="false"/>
+                <w:b w:val="false"/>
+                <w:u w:val="none"/>
+                <w:strike w:val="false"/>
                 <w:sz w:val="24"/>
                 <w:szCs w:val="24"/>
                 <w:color w:val="000000"/>
@@ -293,7 +302,6 @@
         <w:trPr>
           <w:trHeight w:val="360" w:hRule="auto"/>
         </w:trPr>
-        body 1
         <w:tc>
           <w:tcPr>
             <w:tcBorders>
@@ -328,17 +336,19 @@
                 <w:i w:val="false"/>
                 <w:b w:val="false"/>
                 <w:u w:val="none"/>
-                <w:sz w:val="24"/>
-                <w:szCs w:val="24"/>
-                <w:color w:val="000000"/>
-              </w:rPr>
-            </w:pPr>
-            <w:r>
-              <w:rPr>
-                <w:rFonts w:ascii="Times New Roman" w:hAnsi="Times New Roman" w:eastAsia="Times New Roman" w:cs="Times New Roman"/>
-                <w:i w:val="false"/>
-                <w:b w:val="false"/>
-                <w:u w:val="none"/>
+                <w:strike w:val="false"/>
+                <w:sz w:val="24"/>
+                <w:szCs w:val="24"/>
+                <w:color w:val="000000"/>
+              </w:rPr>
+            </w:pPr>
+            <w:r>
+              <w:rPr>
+                <w:rFonts w:ascii="Times New Roman" w:hAnsi="Times New Roman" w:eastAsia="Times New Roman" w:cs="Times New Roman"/>
+                <w:i w:val="false"/>
+                <w:b w:val="false"/>
+                <w:u w:val="none"/>
+                <w:strike w:val="false"/>
                 <w:sz w:val="24"/>
                 <w:szCs w:val="24"/>
                 <w:color w:val="000000"/>
@@ -381,17 +391,19 @@
                 <w:i w:val="false"/>
                 <w:b w:val="false"/>
                 <w:u w:val="none"/>
-                <w:sz w:val="24"/>
-                <w:szCs w:val="24"/>
-                <w:color w:val="000000"/>
-              </w:rPr>
-            </w:pPr>
-            <w:r>
-              <w:rPr>
-                <w:rFonts w:ascii="Times New Roman" w:hAnsi="Times New Roman" w:eastAsia="Times New Roman" w:cs="Times New Roman"/>
-                <w:i w:val="false"/>
-                <w:b w:val="false"/>
-                <w:u w:val="none"/>
+                <w:strike w:val="false"/>
+                <w:sz w:val="24"/>
+                <w:szCs w:val="24"/>
+                <w:color w:val="000000"/>
+              </w:rPr>
+            </w:pPr>
+            <w:r>
+              <w:rPr>
+                <w:rFonts w:ascii="Times New Roman" w:hAnsi="Times New Roman" w:eastAsia="Times New Roman" w:cs="Times New Roman"/>
+                <w:i w:val="false"/>
+                <w:b w:val="false"/>
+                <w:u w:val="none"/>
+                <w:strike w:val="false"/>
                 <w:sz w:val="24"/>
                 <w:szCs w:val="24"/>
                 <w:color w:val="000000"/>
@@ -434,17 +446,19 @@
                 <w:i w:val="false"/>
                 <w:b w:val="false"/>
                 <w:u w:val="none"/>
-                <w:sz w:val="24"/>
-                <w:szCs w:val="24"/>
-                <w:color w:val="000000"/>
-              </w:rPr>
-            </w:pPr>
-            <w:r>
-              <w:rPr>
-                <w:rFonts w:ascii="Times New Roman" w:hAnsi="Times New Roman" w:eastAsia="Times New Roman" w:cs="Times New Roman"/>
-                <w:i w:val="false"/>
-                <w:b w:val="false"/>
-                <w:u w:val="none"/>
+                <w:strike w:val="false"/>
+                <w:sz w:val="24"/>
+                <w:szCs w:val="24"/>
+                <w:color w:val="000000"/>
+              </w:rPr>
+            </w:pPr>
+            <w:r>
+              <w:rPr>
+                <w:rFonts w:ascii="Times New Roman" w:hAnsi="Times New Roman" w:eastAsia="Times New Roman" w:cs="Times New Roman"/>
+                <w:i w:val="false"/>
+                <w:b w:val="false"/>
+                <w:u w:val="none"/>
+                <w:strike w:val="false"/>
                 <w:sz w:val="24"/>
                 <w:szCs w:val="24"/>
                 <w:color w:val="000000"/>
@@ -487,17 +501,19 @@
                 <w:i w:val="false"/>
                 <w:b w:val="false"/>
                 <w:u w:val="none"/>
-                <w:sz w:val="24"/>
-                <w:szCs w:val="24"/>
-                <w:color w:val="000000"/>
-              </w:rPr>
-            </w:pPr>
-            <w:r>
-              <w:rPr>
-                <w:rFonts w:ascii="Times New Roman" w:hAnsi="Times New Roman" w:eastAsia="Times New Roman" w:cs="Times New Roman"/>
-                <w:i w:val="false"/>
-                <w:b w:val="false"/>
-                <w:u w:val="none"/>
+                <w:strike w:val="false"/>
+                <w:sz w:val="24"/>
+                <w:szCs w:val="24"/>
+                <w:color w:val="000000"/>
+              </w:rPr>
+            </w:pPr>
+            <w:r>
+              <w:rPr>
+                <w:rFonts w:ascii="Times New Roman" w:hAnsi="Times New Roman" w:eastAsia="Times New Roman" w:cs="Times New Roman"/>
+                <w:i w:val="false"/>
+                <w:b w:val="false"/>
+                <w:u w:val="none"/>
+                <w:strike w:val="false"/>
                 <w:sz w:val="24"/>
                 <w:szCs w:val="24"/>
                 <w:color w:val="000000"/>
@@ -540,17 +556,19 @@
                 <w:i w:val="false"/>
                 <w:b w:val="false"/>
                 <w:u w:val="none"/>
-                <w:sz w:val="24"/>
-                <w:szCs w:val="24"/>
-                <w:color w:val="000000"/>
-              </w:rPr>
-            </w:pPr>
-            <w:r>
-              <w:rPr>
-                <w:rFonts w:ascii="Times New Roman" w:hAnsi="Times New Roman" w:eastAsia="Times New Roman" w:cs="Times New Roman"/>
-                <w:i w:val="false"/>
-                <w:b w:val="false"/>
-                <w:u w:val="none"/>
+                <w:strike w:val="false"/>
+                <w:sz w:val="24"/>
+                <w:szCs w:val="24"/>
+                <w:color w:val="000000"/>
+              </w:rPr>
+            </w:pPr>
+            <w:r>
+              <w:rPr>
+                <w:rFonts w:ascii="Times New Roman" w:hAnsi="Times New Roman" w:eastAsia="Times New Roman" w:cs="Times New Roman"/>
+                <w:i w:val="false"/>
+                <w:b w:val="false"/>
+                <w:u w:val="none"/>
+                <w:strike w:val="false"/>
                 <w:sz w:val="24"/>
                 <w:szCs w:val="24"/>
                 <w:color w:val="000000"/>
@@ -564,7 +582,6 @@
         <w:trPr>
           <w:trHeight w:val="360" w:hRule="auto"/>
         </w:trPr>
-        body 2
         <w:tc>
           <w:tcPr>
             <w:tcBorders>
@@ -599,17 +616,19 @@
                 <w:i w:val="false"/>
                 <w:b w:val="false"/>
                 <w:u w:val="none"/>
-                <w:sz w:val="24"/>
-                <w:szCs w:val="24"/>
-                <w:color w:val="000000"/>
-              </w:rPr>
-            </w:pPr>
-            <w:r>
-              <w:rPr>
-                <w:rFonts w:ascii="Times New Roman" w:hAnsi="Times New Roman" w:eastAsia="Times New Roman" w:cs="Times New Roman"/>
-                <w:i w:val="false"/>
-                <w:b w:val="false"/>
-                <w:u w:val="none"/>
+                <w:strike w:val="false"/>
+                <w:sz w:val="24"/>
+                <w:szCs w:val="24"/>
+                <w:color w:val="000000"/>
+              </w:rPr>
+            </w:pPr>
+            <w:r>
+              <w:rPr>
+                <w:rFonts w:ascii="Times New Roman" w:hAnsi="Times New Roman" w:eastAsia="Times New Roman" w:cs="Times New Roman"/>
+                <w:i w:val="false"/>
+                <w:b w:val="false"/>
+                <w:u w:val="none"/>
+                <w:strike w:val="false"/>
                 <w:sz w:val="24"/>
                 <w:szCs w:val="24"/>
                 <w:color w:val="000000"/>
@@ -652,17 +671,19 @@
                 <w:i w:val="false"/>
                 <w:b w:val="false"/>
                 <w:u w:val="none"/>
-                <w:sz w:val="24"/>
-                <w:szCs w:val="24"/>
-                <w:color w:val="000000"/>
-              </w:rPr>
-            </w:pPr>
-            <w:r>
-              <w:rPr>
-                <w:rFonts w:ascii="Times New Roman" w:hAnsi="Times New Roman" w:eastAsia="Times New Roman" w:cs="Times New Roman"/>
-                <w:i w:val="false"/>
-                <w:b w:val="false"/>
-                <w:u w:val="none"/>
+                <w:strike w:val="false"/>
+                <w:sz w:val="24"/>
+                <w:szCs w:val="24"/>
+                <w:color w:val="000000"/>
+              </w:rPr>
+            </w:pPr>
+            <w:r>
+              <w:rPr>
+                <w:rFonts w:ascii="Times New Roman" w:hAnsi="Times New Roman" w:eastAsia="Times New Roman" w:cs="Times New Roman"/>
+                <w:i w:val="false"/>
+                <w:b w:val="false"/>
+                <w:u w:val="none"/>
+                <w:strike w:val="false"/>
                 <w:sz w:val="24"/>
                 <w:szCs w:val="24"/>
                 <w:color w:val="000000"/>
@@ -705,17 +726,19 @@
                 <w:i w:val="false"/>
                 <w:b w:val="false"/>
                 <w:u w:val="none"/>
-                <w:sz w:val="24"/>
-                <w:szCs w:val="24"/>
-                <w:color w:val="000000"/>
-              </w:rPr>
-            </w:pPr>
-            <w:r>
-              <w:rPr>
-                <w:rFonts w:ascii="Times New Roman" w:hAnsi="Times New Roman" w:eastAsia="Times New Roman" w:cs="Times New Roman"/>
-                <w:i w:val="false"/>
-                <w:b w:val="false"/>
-                <w:u w:val="none"/>
+                <w:strike w:val="false"/>
+                <w:sz w:val="24"/>
+                <w:szCs w:val="24"/>
+                <w:color w:val="000000"/>
+              </w:rPr>
+            </w:pPr>
+            <w:r>
+              <w:rPr>
+                <w:rFonts w:ascii="Times New Roman" w:hAnsi="Times New Roman" w:eastAsia="Times New Roman" w:cs="Times New Roman"/>
+                <w:i w:val="false"/>
+                <w:b w:val="false"/>
+                <w:u w:val="none"/>
+                <w:strike w:val="false"/>
                 <w:sz w:val="24"/>
                 <w:szCs w:val="24"/>
                 <w:color w:val="000000"/>
@@ -758,17 +781,19 @@
                 <w:i w:val="false"/>
                 <w:b w:val="false"/>
                 <w:u w:val="none"/>
-                <w:sz w:val="24"/>
-                <w:szCs w:val="24"/>
-                <w:color w:val="000000"/>
-              </w:rPr>
-            </w:pPr>
-            <w:r>
-              <w:rPr>
-                <w:rFonts w:ascii="Times New Roman" w:hAnsi="Times New Roman" w:eastAsia="Times New Roman" w:cs="Times New Roman"/>
-                <w:i w:val="false"/>
-                <w:b w:val="false"/>
-                <w:u w:val="none"/>
+                <w:strike w:val="false"/>
+                <w:sz w:val="24"/>
+                <w:szCs w:val="24"/>
+                <w:color w:val="000000"/>
+              </w:rPr>
+            </w:pPr>
+            <w:r>
+              <w:rPr>
+                <w:rFonts w:ascii="Times New Roman" w:hAnsi="Times New Roman" w:eastAsia="Times New Roman" w:cs="Times New Roman"/>
+                <w:i w:val="false"/>
+                <w:b w:val="false"/>
+                <w:u w:val="none"/>
+                <w:strike w:val="false"/>
                 <w:sz w:val="24"/>
                 <w:szCs w:val="24"/>
                 <w:color w:val="000000"/>
@@ -811,17 +836,19 @@
                 <w:i w:val="false"/>
                 <w:b w:val="false"/>
                 <w:u w:val="none"/>
-                <w:sz w:val="24"/>
-                <w:szCs w:val="24"/>
-                <w:color w:val="000000"/>
-              </w:rPr>
-            </w:pPr>
-            <w:r>
-              <w:rPr>
-                <w:rFonts w:ascii="Times New Roman" w:hAnsi="Times New Roman" w:eastAsia="Times New Roman" w:cs="Times New Roman"/>
-                <w:i w:val="false"/>
-                <w:b w:val="false"/>
-                <w:u w:val="none"/>
+                <w:strike w:val="false"/>
+                <w:sz w:val="24"/>
+                <w:szCs w:val="24"/>
+                <w:color w:val="000000"/>
+              </w:rPr>
+            </w:pPr>
+            <w:r>
+              <w:rPr>
+                <w:rFonts w:ascii="Times New Roman" w:hAnsi="Times New Roman" w:eastAsia="Times New Roman" w:cs="Times New Roman"/>
+                <w:i w:val="false"/>
+                <w:b w:val="false"/>
+                <w:u w:val="none"/>
+                <w:strike w:val="false"/>
                 <w:sz w:val="24"/>
                 <w:szCs w:val="24"/>
                 <w:color w:val="000000"/>
@@ -835,7 +862,6 @@
         <w:trPr>
           <w:trHeight w:val="360" w:hRule="auto"/>
         </w:trPr>
-        body 3
         <w:tc>
           <w:tcPr>
             <w:tcBorders>
@@ -870,17 +896,19 @@
                 <w:i w:val="false"/>
                 <w:b w:val="false"/>
                 <w:u w:val="none"/>
-                <w:sz w:val="24"/>
-                <w:szCs w:val="24"/>
-                <w:color w:val="000000"/>
-              </w:rPr>
-            </w:pPr>
-            <w:r>
-              <w:rPr>
-                <w:rFonts w:ascii="Times New Roman" w:hAnsi="Times New Roman" w:eastAsia="Times New Roman" w:cs="Times New Roman"/>
-                <w:i w:val="false"/>
-                <w:b w:val="false"/>
-                <w:u w:val="none"/>
+                <w:strike w:val="false"/>
+                <w:sz w:val="24"/>
+                <w:szCs w:val="24"/>
+                <w:color w:val="000000"/>
+              </w:rPr>
+            </w:pPr>
+            <w:r>
+              <w:rPr>
+                <w:rFonts w:ascii="Times New Roman" w:hAnsi="Times New Roman" w:eastAsia="Times New Roman" w:cs="Times New Roman"/>
+                <w:i w:val="false"/>
+                <w:b w:val="false"/>
+                <w:u w:val="none"/>
+                <w:strike w:val="false"/>
                 <w:sz w:val="24"/>
                 <w:szCs w:val="24"/>
                 <w:color w:val="000000"/>
@@ -923,17 +951,19 @@
                 <w:i w:val="false"/>
                 <w:b w:val="false"/>
                 <w:u w:val="none"/>
-                <w:sz w:val="24"/>
-                <w:szCs w:val="24"/>
-                <w:color w:val="000000"/>
-              </w:rPr>
-            </w:pPr>
-            <w:r>
-              <w:rPr>
-                <w:rFonts w:ascii="Times New Roman" w:hAnsi="Times New Roman" w:eastAsia="Times New Roman" w:cs="Times New Roman"/>
-                <w:i w:val="false"/>
-                <w:b w:val="false"/>
-                <w:u w:val="none"/>
+                <w:strike w:val="false"/>
+                <w:sz w:val="24"/>
+                <w:szCs w:val="24"/>
+                <w:color w:val="000000"/>
+              </w:rPr>
+            </w:pPr>
+            <w:r>
+              <w:rPr>
+                <w:rFonts w:ascii="Times New Roman" w:hAnsi="Times New Roman" w:eastAsia="Times New Roman" w:cs="Times New Roman"/>
+                <w:i w:val="false"/>
+                <w:b w:val="false"/>
+                <w:u w:val="none"/>
+                <w:strike w:val="false"/>
                 <w:sz w:val="24"/>
                 <w:szCs w:val="24"/>
                 <w:color w:val="000000"/>
@@ -976,17 +1006,19 @@
                 <w:i w:val="false"/>
                 <w:b w:val="false"/>
                 <w:u w:val="none"/>
-                <w:sz w:val="24"/>
-                <w:szCs w:val="24"/>
-                <w:color w:val="000000"/>
-              </w:rPr>
-            </w:pPr>
-            <w:r>
-              <w:rPr>
-                <w:rFonts w:ascii="Times New Roman" w:hAnsi="Times New Roman" w:eastAsia="Times New Roman" w:cs="Times New Roman"/>
-                <w:i w:val="false"/>
-                <w:b w:val="false"/>
-                <w:u w:val="none"/>
+                <w:strike w:val="false"/>
+                <w:sz w:val="24"/>
+                <w:szCs w:val="24"/>
+                <w:color w:val="000000"/>
+              </w:rPr>
+            </w:pPr>
+            <w:r>
+              <w:rPr>
+                <w:rFonts w:ascii="Times New Roman" w:hAnsi="Times New Roman" w:eastAsia="Times New Roman" w:cs="Times New Roman"/>
+                <w:i w:val="false"/>
+                <w:b w:val="false"/>
+                <w:u w:val="none"/>
+                <w:strike w:val="false"/>
                 <w:sz w:val="24"/>
                 <w:szCs w:val="24"/>
                 <w:color w:val="000000"/>
@@ -1029,17 +1061,19 @@
                 <w:i w:val="false"/>
                 <w:b w:val="false"/>
                 <w:u w:val="none"/>
-                <w:sz w:val="24"/>
-                <w:szCs w:val="24"/>
-                <w:color w:val="000000"/>
-              </w:rPr>
-            </w:pPr>
-            <w:r>
-              <w:rPr>
-                <w:rFonts w:ascii="Times New Roman" w:hAnsi="Times New Roman" w:eastAsia="Times New Roman" w:cs="Times New Roman"/>
-                <w:i w:val="false"/>
-                <w:b w:val="false"/>
-                <w:u w:val="none"/>
+                <w:strike w:val="false"/>
+                <w:sz w:val="24"/>
+                <w:szCs w:val="24"/>
+                <w:color w:val="000000"/>
+              </w:rPr>
+            </w:pPr>
+            <w:r>
+              <w:rPr>
+                <w:rFonts w:ascii="Times New Roman" w:hAnsi="Times New Roman" w:eastAsia="Times New Roman" w:cs="Times New Roman"/>
+                <w:i w:val="false"/>
+                <w:b w:val="false"/>
+                <w:u w:val="none"/>
+                <w:strike w:val="false"/>
                 <w:sz w:val="24"/>
                 <w:szCs w:val="24"/>
                 <w:color w:val="000000"/>
@@ -1082,17 +1116,19 @@
                 <w:i w:val="false"/>
                 <w:b w:val="false"/>
                 <w:u w:val="none"/>
-                <w:sz w:val="24"/>
-                <w:szCs w:val="24"/>
-                <w:color w:val="000000"/>
-              </w:rPr>
-            </w:pPr>
-            <w:r>
-              <w:rPr>
-                <w:rFonts w:ascii="Times New Roman" w:hAnsi="Times New Roman" w:eastAsia="Times New Roman" w:cs="Times New Roman"/>
-                <w:i w:val="false"/>
-                <w:b w:val="false"/>
-                <w:u w:val="none"/>
+                <w:strike w:val="false"/>
+                <w:sz w:val="24"/>
+                <w:szCs w:val="24"/>
+                <w:color w:val="000000"/>
+              </w:rPr>
+            </w:pPr>
+            <w:r>
+              <w:rPr>
+                <w:rFonts w:ascii="Times New Roman" w:hAnsi="Times New Roman" w:eastAsia="Times New Roman" w:cs="Times New Roman"/>
+                <w:i w:val="false"/>
+                <w:b w:val="false"/>
+                <w:u w:val="none"/>
+                <w:strike w:val="false"/>
                 <w:sz w:val="24"/>
                 <w:szCs w:val="24"/>
                 <w:color w:val="000000"/>
@@ -1106,7 +1142,6 @@
         <w:trPr>
           <w:trHeight w:val="360" w:hRule="auto"/>
         </w:trPr>
-        body 4
         <w:tc>
           <w:tcPr>
             <w:tcBorders>
@@ -1141,17 +1176,19 @@
                 <w:i w:val="false"/>
                 <w:b w:val="false"/>
                 <w:u w:val="none"/>
-                <w:sz w:val="24"/>
-                <w:szCs w:val="24"/>
-                <w:color w:val="000000"/>
-              </w:rPr>
-            </w:pPr>
-            <w:r>
-              <w:rPr>
-                <w:rFonts w:ascii="Times New Roman" w:hAnsi="Times New Roman" w:eastAsia="Times New Roman" w:cs="Times New Roman"/>
-                <w:i w:val="false"/>
-                <w:b w:val="false"/>
-                <w:u w:val="none"/>
+                <w:strike w:val="false"/>
+                <w:sz w:val="24"/>
+                <w:szCs w:val="24"/>
+                <w:color w:val="000000"/>
+              </w:rPr>
+            </w:pPr>
+            <w:r>
+              <w:rPr>
+                <w:rFonts w:ascii="Times New Roman" w:hAnsi="Times New Roman" w:eastAsia="Times New Roman" w:cs="Times New Roman"/>
+                <w:i w:val="false"/>
+                <w:b w:val="false"/>
+                <w:u w:val="none"/>
+                <w:strike w:val="false"/>
                 <w:sz w:val="24"/>
                 <w:szCs w:val="24"/>
                 <w:color w:val="000000"/>
@@ -1194,17 +1231,19 @@
                 <w:i w:val="false"/>
                 <w:b w:val="false"/>
                 <w:u w:val="none"/>
-                <w:sz w:val="24"/>
-                <w:szCs w:val="24"/>
-                <w:color w:val="000000"/>
-              </w:rPr>
-            </w:pPr>
-            <w:r>
-              <w:rPr>
-                <w:rFonts w:ascii="Times New Roman" w:hAnsi="Times New Roman" w:eastAsia="Times New Roman" w:cs="Times New Roman"/>
-                <w:i w:val="false"/>
-                <w:b w:val="false"/>
-                <w:u w:val="none"/>
+                <w:strike w:val="false"/>
+                <w:sz w:val="24"/>
+                <w:szCs w:val="24"/>
+                <w:color w:val="000000"/>
+              </w:rPr>
+            </w:pPr>
+            <w:r>
+              <w:rPr>
+                <w:rFonts w:ascii="Times New Roman" w:hAnsi="Times New Roman" w:eastAsia="Times New Roman" w:cs="Times New Roman"/>
+                <w:i w:val="false"/>
+                <w:b w:val="false"/>
+                <w:u w:val="none"/>
+                <w:strike w:val="false"/>
                 <w:sz w:val="24"/>
                 <w:szCs w:val="24"/>
                 <w:color w:val="000000"/>
@@ -1247,17 +1286,19 @@
                 <w:i w:val="false"/>
                 <w:b w:val="false"/>
                 <w:u w:val="none"/>
-                <w:sz w:val="24"/>
-                <w:szCs w:val="24"/>
-                <w:color w:val="000000"/>
-              </w:rPr>
-            </w:pPr>
-            <w:r>
-              <w:rPr>
-                <w:rFonts w:ascii="Times New Roman" w:hAnsi="Times New Roman" w:eastAsia="Times New Roman" w:cs="Times New Roman"/>
-                <w:i w:val="false"/>
-                <w:b w:val="false"/>
-                <w:u w:val="none"/>
+                <w:strike w:val="false"/>
+                <w:sz w:val="24"/>
+                <w:szCs w:val="24"/>
+                <w:color w:val="000000"/>
+              </w:rPr>
+            </w:pPr>
+            <w:r>
+              <w:rPr>
+                <w:rFonts w:ascii="Times New Roman" w:hAnsi="Times New Roman" w:eastAsia="Times New Roman" w:cs="Times New Roman"/>
+                <w:i w:val="false"/>
+                <w:b w:val="false"/>
+                <w:u w:val="none"/>
+                <w:strike w:val="false"/>
                 <w:sz w:val="24"/>
                 <w:szCs w:val="24"/>
                 <w:color w:val="000000"/>
@@ -1300,17 +1341,19 @@
                 <w:i w:val="false"/>
                 <w:b w:val="false"/>
                 <w:u w:val="none"/>
-                <w:sz w:val="24"/>
-                <w:szCs w:val="24"/>
-                <w:color w:val="000000"/>
-              </w:rPr>
-            </w:pPr>
-            <w:r>
-              <w:rPr>
-                <w:rFonts w:ascii="Times New Roman" w:hAnsi="Times New Roman" w:eastAsia="Times New Roman" w:cs="Times New Roman"/>
-                <w:i w:val="false"/>
-                <w:b w:val="false"/>
-                <w:u w:val="none"/>
+                <w:strike w:val="false"/>
+                <w:sz w:val="24"/>
+                <w:szCs w:val="24"/>
+                <w:color w:val="000000"/>
+              </w:rPr>
+            </w:pPr>
+            <w:r>
+              <w:rPr>
+                <w:rFonts w:ascii="Times New Roman" w:hAnsi="Times New Roman" w:eastAsia="Times New Roman" w:cs="Times New Roman"/>
+                <w:i w:val="false"/>
+                <w:b w:val="false"/>
+                <w:u w:val="none"/>
+                <w:strike w:val="false"/>
                 <w:sz w:val="24"/>
                 <w:szCs w:val="24"/>
                 <w:color w:val="000000"/>
@@ -1353,17 +1396,19 @@
                 <w:i w:val="false"/>
                 <w:b w:val="false"/>
                 <w:u w:val="none"/>
-                <w:sz w:val="24"/>
-                <w:szCs w:val="24"/>
-                <w:color w:val="000000"/>
-              </w:rPr>
-            </w:pPr>
-            <w:r>
-              <w:rPr>
-                <w:rFonts w:ascii="Times New Roman" w:hAnsi="Times New Roman" w:eastAsia="Times New Roman" w:cs="Times New Roman"/>
-                <w:i w:val="false"/>
-                <w:b w:val="false"/>
-                <w:u w:val="none"/>
+                <w:strike w:val="false"/>
+                <w:sz w:val="24"/>
+                <w:szCs w:val="24"/>
+                <w:color w:val="000000"/>
+              </w:rPr>
+            </w:pPr>
+            <w:r>
+              <w:rPr>
+                <w:rFonts w:ascii="Times New Roman" w:hAnsi="Times New Roman" w:eastAsia="Times New Roman" w:cs="Times New Roman"/>
+                <w:i w:val="false"/>
+                <w:b w:val="false"/>
+                <w:u w:val="none"/>
+                <w:strike w:val="false"/>
                 <w:sz w:val="24"/>
                 <w:szCs w:val="24"/>
                 <w:color w:val="000000"/>
@@ -1377,7 +1422,6 @@
         <w:trPr>
           <w:trHeight w:val="360" w:hRule="auto"/>
         </w:trPr>
-        body 5
         <w:tc>
           <w:tcPr>
             <w:tcBorders>
@@ -1412,17 +1456,19 @@
                 <w:i w:val="false"/>
                 <w:b w:val="false"/>
                 <w:u w:val="none"/>
-                <w:sz w:val="24"/>
-                <w:szCs w:val="24"/>
-                <w:color w:val="000000"/>
-              </w:rPr>
-            </w:pPr>
-            <w:r>
-              <w:rPr>
-                <w:rFonts w:ascii="Times New Roman" w:hAnsi="Times New Roman" w:eastAsia="Times New Roman" w:cs="Times New Roman"/>
-                <w:i w:val="false"/>
-                <w:b w:val="false"/>
-                <w:u w:val="none"/>
+                <w:strike w:val="false"/>
+                <w:sz w:val="24"/>
+                <w:szCs w:val="24"/>
+                <w:color w:val="000000"/>
+              </w:rPr>
+            </w:pPr>
+            <w:r>
+              <w:rPr>
+                <w:rFonts w:ascii="Times New Roman" w:hAnsi="Times New Roman" w:eastAsia="Times New Roman" w:cs="Times New Roman"/>
+                <w:i w:val="false"/>
+                <w:b w:val="false"/>
+                <w:u w:val="none"/>
+                <w:strike w:val="false"/>
                 <w:sz w:val="24"/>
                 <w:szCs w:val="24"/>
                 <w:color w:val="000000"/>
@@ -1465,17 +1511,19 @@
                 <w:i w:val="false"/>
                 <w:b w:val="false"/>
                 <w:u w:val="none"/>
-                <w:sz w:val="24"/>
-                <w:szCs w:val="24"/>
-                <w:color w:val="000000"/>
-              </w:rPr>
-            </w:pPr>
-            <w:r>
-              <w:rPr>
-                <w:rFonts w:ascii="Times New Roman" w:hAnsi="Times New Roman" w:eastAsia="Times New Roman" w:cs="Times New Roman"/>
-                <w:i w:val="false"/>
-                <w:b w:val="false"/>
-                <w:u w:val="none"/>
+                <w:strike w:val="false"/>
+                <w:sz w:val="24"/>
+                <w:szCs w:val="24"/>
+                <w:color w:val="000000"/>
+              </w:rPr>
+            </w:pPr>
+            <w:r>
+              <w:rPr>
+                <w:rFonts w:ascii="Times New Roman" w:hAnsi="Times New Roman" w:eastAsia="Times New Roman" w:cs="Times New Roman"/>
+                <w:i w:val="false"/>
+                <w:b w:val="false"/>
+                <w:u w:val="none"/>
+                <w:strike w:val="false"/>
                 <w:sz w:val="24"/>
                 <w:szCs w:val="24"/>
                 <w:color w:val="000000"/>
@@ -1518,17 +1566,19 @@
                 <w:i w:val="false"/>
                 <w:b w:val="false"/>
                 <w:u w:val="none"/>
-                <w:sz w:val="24"/>
-                <w:szCs w:val="24"/>
-                <w:color w:val="000000"/>
-              </w:rPr>
-            </w:pPr>
-            <w:r>
-              <w:rPr>
-                <w:rFonts w:ascii="Times New Roman" w:hAnsi="Times New Roman" w:eastAsia="Times New Roman" w:cs="Times New Roman"/>
-                <w:i w:val="false"/>
-                <w:b w:val="false"/>
-                <w:u w:val="none"/>
+                <w:strike w:val="false"/>
+                <w:sz w:val="24"/>
+                <w:szCs w:val="24"/>
+                <w:color w:val="000000"/>
+              </w:rPr>
+            </w:pPr>
+            <w:r>
+              <w:rPr>
+                <w:rFonts w:ascii="Times New Roman" w:hAnsi="Times New Roman" w:eastAsia="Times New Roman" w:cs="Times New Roman"/>
+                <w:i w:val="false"/>
+                <w:b w:val="false"/>
+                <w:u w:val="none"/>
+                <w:strike w:val="false"/>
                 <w:sz w:val="24"/>
                 <w:szCs w:val="24"/>
                 <w:color w:val="000000"/>
@@ -1571,17 +1621,19 @@
                 <w:i w:val="false"/>
                 <w:b w:val="false"/>
                 <w:u w:val="none"/>
-                <w:sz w:val="24"/>
-                <w:szCs w:val="24"/>
-                <w:color w:val="000000"/>
-              </w:rPr>
-            </w:pPr>
-            <w:r>
-              <w:rPr>
-                <w:rFonts w:ascii="Times New Roman" w:hAnsi="Times New Roman" w:eastAsia="Times New Roman" w:cs="Times New Roman"/>
-                <w:i w:val="false"/>
-                <w:b w:val="false"/>
-                <w:u w:val="none"/>
+                <w:strike w:val="false"/>
+                <w:sz w:val="24"/>
+                <w:szCs w:val="24"/>
+                <w:color w:val="000000"/>
+              </w:rPr>
+            </w:pPr>
+            <w:r>
+              <w:rPr>
+                <w:rFonts w:ascii="Times New Roman" w:hAnsi="Times New Roman" w:eastAsia="Times New Roman" w:cs="Times New Roman"/>
+                <w:i w:val="false"/>
+                <w:b w:val="false"/>
+                <w:u w:val="none"/>
+                <w:strike w:val="false"/>
                 <w:sz w:val="24"/>
                 <w:szCs w:val="24"/>
                 <w:color w:val="000000"/>
@@ -1624,17 +1676,19 @@
                 <w:i w:val="false"/>
                 <w:b w:val="false"/>
                 <w:u w:val="none"/>
-                <w:sz w:val="24"/>
-                <w:szCs w:val="24"/>
-                <w:color w:val="000000"/>
-              </w:rPr>
-            </w:pPr>
-            <w:r>
-              <w:rPr>
-                <w:rFonts w:ascii="Times New Roman" w:hAnsi="Times New Roman" w:eastAsia="Times New Roman" w:cs="Times New Roman"/>
-                <w:i w:val="false"/>
-                <w:b w:val="false"/>
-                <w:u w:val="none"/>
+                <w:strike w:val="false"/>
+                <w:sz w:val="24"/>
+                <w:szCs w:val="24"/>
+                <w:color w:val="000000"/>
+              </w:rPr>
+            </w:pPr>
+            <w:r>
+              <w:rPr>
+                <w:rFonts w:ascii="Times New Roman" w:hAnsi="Times New Roman" w:eastAsia="Times New Roman" w:cs="Times New Roman"/>
+                <w:i w:val="false"/>
+                <w:b w:val="false"/>
+                <w:u w:val="none"/>
+                <w:strike w:val="false"/>
                 <w:sz w:val="24"/>
                 <w:szCs w:val="24"/>
                 <w:color w:val="000000"/>
@@ -1648,7 +1702,6 @@
         <w:trPr>
           <w:trHeight w:val="360" w:hRule="auto"/>
         </w:trPr>
-        body 6
         <w:tc>
           <w:tcPr>
             <w:tcBorders>
@@ -1683,17 +1736,19 @@
                 <w:i w:val="false"/>
                 <w:b w:val="false"/>
                 <w:u w:val="none"/>
-                <w:sz w:val="24"/>
-                <w:szCs w:val="24"/>
-                <w:color w:val="000000"/>
-              </w:rPr>
-            </w:pPr>
-            <w:r>
-              <w:rPr>
-                <w:rFonts w:ascii="Times New Roman" w:hAnsi="Times New Roman" w:eastAsia="Times New Roman" w:cs="Times New Roman"/>
-                <w:i w:val="false"/>
-                <w:b w:val="false"/>
-                <w:u w:val="none"/>
+                <w:strike w:val="false"/>
+                <w:sz w:val="24"/>
+                <w:szCs w:val="24"/>
+                <w:color w:val="000000"/>
+              </w:rPr>
+            </w:pPr>
+            <w:r>
+              <w:rPr>
+                <w:rFonts w:ascii="Times New Roman" w:hAnsi="Times New Roman" w:eastAsia="Times New Roman" w:cs="Times New Roman"/>
+                <w:i w:val="false"/>
+                <w:b w:val="false"/>
+                <w:u w:val="none"/>
+                <w:strike w:val="false"/>
                 <w:sz w:val="24"/>
                 <w:szCs w:val="24"/>
                 <w:color w:val="000000"/>
@@ -1736,17 +1791,19 @@
                 <w:i w:val="false"/>
                 <w:b w:val="false"/>
                 <w:u w:val="none"/>
-                <w:sz w:val="24"/>
-                <w:szCs w:val="24"/>
-                <w:color w:val="000000"/>
-              </w:rPr>
-            </w:pPr>
-            <w:r>
-              <w:rPr>
-                <w:rFonts w:ascii="Times New Roman" w:hAnsi="Times New Roman" w:eastAsia="Times New Roman" w:cs="Times New Roman"/>
-                <w:i w:val="false"/>
-                <w:b w:val="false"/>
-                <w:u w:val="none"/>
+                <w:strike w:val="false"/>
+                <w:sz w:val="24"/>
+                <w:szCs w:val="24"/>
+                <w:color w:val="000000"/>
+              </w:rPr>
+            </w:pPr>
+            <w:r>
+              <w:rPr>
+                <w:rFonts w:ascii="Times New Roman" w:hAnsi="Times New Roman" w:eastAsia="Times New Roman" w:cs="Times New Roman"/>
+                <w:i w:val="false"/>
+                <w:b w:val="false"/>
+                <w:u w:val="none"/>
+                <w:strike w:val="false"/>
                 <w:sz w:val="24"/>
                 <w:szCs w:val="24"/>
                 <w:color w:val="000000"/>
@@ -1789,17 +1846,19 @@
                 <w:i w:val="false"/>
                 <w:b w:val="false"/>
                 <w:u w:val="none"/>
-                <w:sz w:val="24"/>
-                <w:szCs w:val="24"/>
-                <w:color w:val="000000"/>
-              </w:rPr>
-            </w:pPr>
-            <w:r>
-              <w:rPr>
-                <w:rFonts w:ascii="Times New Roman" w:hAnsi="Times New Roman" w:eastAsia="Times New Roman" w:cs="Times New Roman"/>
-                <w:i w:val="false"/>
-                <w:b w:val="false"/>
-                <w:u w:val="none"/>
+                <w:strike w:val="false"/>
+                <w:sz w:val="24"/>
+                <w:szCs w:val="24"/>
+                <w:color w:val="000000"/>
+              </w:rPr>
+            </w:pPr>
+            <w:r>
+              <w:rPr>
+                <w:rFonts w:ascii="Times New Roman" w:hAnsi="Times New Roman" w:eastAsia="Times New Roman" w:cs="Times New Roman"/>
+                <w:i w:val="false"/>
+                <w:b w:val="false"/>
+                <w:u w:val="none"/>
+                <w:strike w:val="false"/>
                 <w:sz w:val="24"/>
                 <w:szCs w:val="24"/>
                 <w:color w:val="000000"/>
@@ -1842,17 +1901,19 @@
                 <w:i w:val="false"/>
                 <w:b w:val="false"/>
                 <w:u w:val="none"/>
-                <w:sz w:val="24"/>
-                <w:szCs w:val="24"/>
-                <w:color w:val="000000"/>
-              </w:rPr>
-            </w:pPr>
-            <w:r>
-              <w:rPr>
-                <w:rFonts w:ascii="Times New Roman" w:hAnsi="Times New Roman" w:eastAsia="Times New Roman" w:cs="Times New Roman"/>
-                <w:i w:val="false"/>
-                <w:b w:val="false"/>
-                <w:u w:val="none"/>
+                <w:strike w:val="false"/>
+                <w:sz w:val="24"/>
+                <w:szCs w:val="24"/>
+                <w:color w:val="000000"/>
+              </w:rPr>
+            </w:pPr>
+            <w:r>
+              <w:rPr>
+                <w:rFonts w:ascii="Times New Roman" w:hAnsi="Times New Roman" w:eastAsia="Times New Roman" w:cs="Times New Roman"/>
+                <w:i w:val="false"/>
+                <w:b w:val="false"/>
+                <w:u w:val="none"/>
+                <w:strike w:val="false"/>
                 <w:sz w:val="24"/>
                 <w:szCs w:val="24"/>
                 <w:color w:val="000000"/>
@@ -1895,17 +1956,19 @@
                 <w:i w:val="false"/>
                 <w:b w:val="false"/>
                 <w:u w:val="none"/>
-                <w:sz w:val="24"/>
-                <w:szCs w:val="24"/>
-                <w:color w:val="000000"/>
-              </w:rPr>
-            </w:pPr>
-            <w:r>
-              <w:rPr>
-                <w:rFonts w:ascii="Times New Roman" w:hAnsi="Times New Roman" w:eastAsia="Times New Roman" w:cs="Times New Roman"/>
-                <w:i w:val="false"/>
-                <w:b w:val="false"/>
-                <w:u w:val="none"/>
+                <w:strike w:val="false"/>
+                <w:sz w:val="24"/>
+                <w:szCs w:val="24"/>
+                <w:color w:val="000000"/>
+              </w:rPr>
+            </w:pPr>
+            <w:r>
+              <w:rPr>
+                <w:rFonts w:ascii="Times New Roman" w:hAnsi="Times New Roman" w:eastAsia="Times New Roman" w:cs="Times New Roman"/>
+                <w:i w:val="false"/>
+                <w:b w:val="false"/>
+                <w:u w:val="none"/>
+                <w:strike w:val="false"/>
                 <w:sz w:val="24"/>
                 <w:szCs w:val="24"/>
                 <w:color w:val="000000"/>
@@ -1919,7 +1982,6 @@
         <w:trPr>
           <w:trHeight w:val="360" w:hRule="auto"/>
         </w:trPr>
-        body 7
         <w:tc>
           <w:tcPr>
             <w:tcBorders>
@@ -1954,17 +2016,19 @@
                 <w:i w:val="false"/>
                 <w:b w:val="false"/>
                 <w:u w:val="none"/>
-                <w:sz w:val="24"/>
-                <w:szCs w:val="24"/>
-                <w:color w:val="000000"/>
-              </w:rPr>
-            </w:pPr>
-            <w:r>
-              <w:rPr>
-                <w:rFonts w:ascii="Times New Roman" w:hAnsi="Times New Roman" w:eastAsia="Times New Roman" w:cs="Times New Roman"/>
-                <w:i w:val="false"/>
-                <w:b w:val="false"/>
-                <w:u w:val="none"/>
+                <w:strike w:val="false"/>
+                <w:sz w:val="24"/>
+                <w:szCs w:val="24"/>
+                <w:color w:val="000000"/>
+              </w:rPr>
+            </w:pPr>
+            <w:r>
+              <w:rPr>
+                <w:rFonts w:ascii="Times New Roman" w:hAnsi="Times New Roman" w:eastAsia="Times New Roman" w:cs="Times New Roman"/>
+                <w:i w:val="false"/>
+                <w:b w:val="false"/>
+                <w:u w:val="none"/>
+                <w:strike w:val="false"/>
                 <w:sz w:val="24"/>
                 <w:szCs w:val="24"/>
                 <w:color w:val="000000"/>
@@ -2007,181 +2071,189 @@
                 <w:i w:val="false"/>
                 <w:b w:val="false"/>
                 <w:u w:val="none"/>
-                <w:sz w:val="24"/>
-                <w:szCs w:val="24"/>
-                <w:color w:val="000000"/>
-              </w:rPr>
-            </w:pPr>
-            <w:r>
-              <w:rPr>
-                <w:rFonts w:ascii="Times New Roman" w:hAnsi="Times New Roman" w:eastAsia="Times New Roman" w:cs="Times New Roman"/>
-                <w:i w:val="false"/>
-                <w:b w:val="false"/>
-                <w:u w:val="none"/>
-                <w:sz w:val="24"/>
-                <w:szCs w:val="24"/>
-                <w:color w:val="000000"/>
-              </w:rPr>
-              <w:t xml:space="preserve">breast brightness</w:t>
-            </w:r>
-          </w:p>
-        </w:tc>
-        <w:tc>
-          <w:tcPr>
-            <w:tcBorders>
-              <w:bottom w:val="none" w:sz="0" w:space="0" w:color="000000"/>
-              <w:top w:val="none" w:sz="0" w:space="0" w:color="000000"/>
-              <w:left w:val="none" w:sz="0" w:space="0" w:color="000000"/>
-              <w:right w:val="none" w:sz="0" w:space="0" w:color="000000"/>
-            </w:tcBorders>
-            <w:shd w:val="clear" w:color="auto" w:fill="FFFFFF"/>
-            <w:tcMar>
-              <w:top w:w="0" w:type="dxa"/>
-              <w:bottom w:w="0" w:type="dxa"/>
-              <w:left w:w="0" w:type="dxa"/>
-              <w:right w:w="0" w:type="dxa"/>
-            </w:tcMar>
-            <w:vAlign w:val="center"/>
-          </w:tcPr>
-          <w:p>
-            <w:pPr>
-              <w:pStyle w:val="Normal"/>
-              <w:jc w:val="center"/>
-              <w:pBdr>
-                <w:bottom w:val="none" w:sz="0" w:space="0" w:color="000000"/>
-                <w:top w:val="none" w:sz="0" w:space="0" w:color="000000"/>
-                <w:left w:val="none" w:sz="0" w:space="0" w:color="000000"/>
-                <w:right w:val="none" w:sz="0" w:space="0" w:color="000000"/>
-              </w:pBdr>
-              <w:spacing w:after="100" w:before="100" w:line="480"/>
-              <w:ind w:left="100" w:right="100" w:firstLine="0" w:firstLineChars="0"/>
-              <w:rPr>
-                <w:rFonts w:ascii="Times New Roman" w:hAnsi="Times New Roman" w:eastAsia="Times New Roman" w:cs="Times New Roman"/>
-                <w:i w:val="false"/>
-                <w:b w:val="false"/>
-                <w:u w:val="none"/>
-                <w:sz w:val="24"/>
-                <w:szCs w:val="24"/>
-                <w:color w:val="000000"/>
-              </w:rPr>
-            </w:pPr>
-            <w:r>
-              <w:rPr>
-                <w:rFonts w:ascii="Times New Roman" w:hAnsi="Times New Roman" w:eastAsia="Times New Roman" w:cs="Times New Roman"/>
-                <w:i w:val="false"/>
-                <w:b w:val="false"/>
-                <w:u w:val="none"/>
-                <w:sz w:val="24"/>
-                <w:szCs w:val="24"/>
-                <w:color w:val="000000"/>
-              </w:rPr>
-              <w:t xml:space="preserve">-0.94</w:t>
-            </w:r>
-          </w:p>
-        </w:tc>
-        <w:tc>
-          <w:tcPr>
-            <w:tcBorders>
-              <w:bottom w:val="none" w:sz="0" w:space="0" w:color="000000"/>
-              <w:top w:val="none" w:sz="0" w:space="0" w:color="000000"/>
-              <w:left w:val="none" w:sz="0" w:space="0" w:color="000000"/>
-              <w:right w:val="none" w:sz="0" w:space="0" w:color="000000"/>
-            </w:tcBorders>
-            <w:shd w:val="clear" w:color="auto" w:fill="FFFFFF"/>
-            <w:tcMar>
-              <w:top w:w="0" w:type="dxa"/>
-              <w:bottom w:w="0" w:type="dxa"/>
-              <w:left w:w="0" w:type="dxa"/>
-              <w:right w:w="0" w:type="dxa"/>
-            </w:tcMar>
-            <w:vAlign w:val="center"/>
-          </w:tcPr>
-          <w:p>
-            <w:pPr>
-              <w:pStyle w:val="Normal"/>
-              <w:jc w:val="center"/>
-              <w:pBdr>
-                <w:bottom w:val="none" w:sz="0" w:space="0" w:color="000000"/>
-                <w:top w:val="none" w:sz="0" w:space="0" w:color="000000"/>
-                <w:left w:val="none" w:sz="0" w:space="0" w:color="000000"/>
-                <w:right w:val="none" w:sz="0" w:space="0" w:color="000000"/>
-              </w:pBdr>
-              <w:spacing w:after="100" w:before="100" w:line="480"/>
-              <w:ind w:left="100" w:right="100" w:firstLine="0" w:firstLineChars="0"/>
-              <w:rPr>
-                <w:rFonts w:ascii="Times New Roman" w:hAnsi="Times New Roman" w:eastAsia="Times New Roman" w:cs="Times New Roman"/>
-                <w:i w:val="false"/>
-                <w:b w:val="false"/>
-                <w:u w:val="none"/>
-                <w:sz w:val="24"/>
-                <w:szCs w:val="24"/>
-                <w:color w:val="000000"/>
-              </w:rPr>
-            </w:pPr>
-            <w:r>
-              <w:rPr>
-                <w:rFonts w:ascii="Times New Roman" w:hAnsi="Times New Roman" w:eastAsia="Times New Roman" w:cs="Times New Roman"/>
-                <w:i w:val="false"/>
-                <w:b w:val="false"/>
-                <w:u w:val="none"/>
-                <w:sz w:val="24"/>
-                <w:szCs w:val="24"/>
-                <w:color w:val="000000"/>
-              </w:rPr>
-              <w:t xml:space="preserve">.184</w:t>
-            </w:r>
-          </w:p>
-        </w:tc>
-        <w:tc>
-          <w:tcPr>
-            <w:tcBorders>
-              <w:bottom w:val="none" w:sz="0" w:space="0" w:color="000000"/>
-              <w:top w:val="none" w:sz="0" w:space="0" w:color="000000"/>
-              <w:left w:val="none" w:sz="0" w:space="0" w:color="000000"/>
-              <w:right w:val="none" w:sz="0" w:space="0" w:color="000000"/>
-            </w:tcBorders>
-            <w:shd w:val="clear" w:color="auto" w:fill="FFFFFF"/>
-            <w:tcMar>
-              <w:top w:w="0" w:type="dxa"/>
-              <w:bottom w:w="0" w:type="dxa"/>
-              <w:left w:w="0" w:type="dxa"/>
-              <w:right w:w="0" w:type="dxa"/>
-            </w:tcMar>
-            <w:vAlign w:val="center"/>
-          </w:tcPr>
-          <w:p>
-            <w:pPr>
-              <w:pStyle w:val="Normal"/>
-              <w:jc w:val="center"/>
-              <w:pBdr>
-                <w:bottom w:val="none" w:sz="0" w:space="0" w:color="000000"/>
-                <w:top w:val="none" w:sz="0" w:space="0" w:color="000000"/>
-                <w:left w:val="none" w:sz="0" w:space="0" w:color="000000"/>
-                <w:right w:val="none" w:sz="0" w:space="0" w:color="000000"/>
-              </w:pBdr>
-              <w:spacing w:after="100" w:before="100" w:line="480"/>
-              <w:ind w:left="100" w:right="100" w:firstLine="0" w:firstLineChars="0"/>
-              <w:rPr>
-                <w:rFonts w:ascii="Times New Roman" w:hAnsi="Times New Roman" w:eastAsia="Times New Roman" w:cs="Times New Roman"/>
-                <w:i w:val="false"/>
-                <w:b w:val="false"/>
-                <w:u w:val="none"/>
-                <w:sz w:val="24"/>
-                <w:szCs w:val="24"/>
-                <w:color w:val="000000"/>
-              </w:rPr>
-            </w:pPr>
-            <w:r>
-              <w:rPr>
-                <w:rFonts w:ascii="Times New Roman" w:hAnsi="Times New Roman" w:eastAsia="Times New Roman" w:cs="Times New Roman"/>
-                <w:i w:val="false"/>
-                <w:b w:val="false"/>
-                <w:u w:val="none"/>
-                <w:sz w:val="24"/>
-                <w:szCs w:val="24"/>
-                <w:color w:val="000000"/>
-              </w:rPr>
-              <w:t xml:space="preserve">[-2.36, 0.48]</w:t>
+                <w:strike w:val="false"/>
+                <w:sz w:val="24"/>
+                <w:szCs w:val="24"/>
+                <w:color w:val="000000"/>
+              </w:rPr>
+            </w:pPr>
+            <w:r>
+              <w:rPr>
+                <w:rFonts w:ascii="Times New Roman" w:hAnsi="Times New Roman" w:eastAsia="Times New Roman" w:cs="Times New Roman"/>
+                <w:i w:val="false"/>
+                <w:b w:val="false"/>
+                <w:u w:val="none"/>
+                <w:strike w:val="false"/>
+                <w:sz w:val="24"/>
+                <w:szCs w:val="24"/>
+                <w:color w:val="000000"/>
+              </w:rPr>
+              <w:t xml:space="preserve">scale(R.bright.treat.and.orig)</w:t>
+            </w:r>
+          </w:p>
+        </w:tc>
+        <w:tc>
+          <w:tcPr>
+            <w:tcBorders>
+              <w:bottom w:val="none" w:sz="0" w:space="0" w:color="000000"/>
+              <w:top w:val="none" w:sz="0" w:space="0" w:color="000000"/>
+              <w:left w:val="none" w:sz="0" w:space="0" w:color="000000"/>
+              <w:right w:val="none" w:sz="0" w:space="0" w:color="000000"/>
+            </w:tcBorders>
+            <w:shd w:val="clear" w:color="auto" w:fill="FFFFFF"/>
+            <w:tcMar>
+              <w:top w:w="0" w:type="dxa"/>
+              <w:bottom w:w="0" w:type="dxa"/>
+              <w:left w:w="0" w:type="dxa"/>
+              <w:right w:w="0" w:type="dxa"/>
+            </w:tcMar>
+            <w:vAlign w:val="center"/>
+          </w:tcPr>
+          <w:p>
+            <w:pPr>
+              <w:pStyle w:val="Normal"/>
+              <w:jc w:val="center"/>
+              <w:pBdr>
+                <w:bottom w:val="none" w:sz="0" w:space="0" w:color="000000"/>
+                <w:top w:val="none" w:sz="0" w:space="0" w:color="000000"/>
+                <w:left w:val="none" w:sz="0" w:space="0" w:color="000000"/>
+                <w:right w:val="none" w:sz="0" w:space="0" w:color="000000"/>
+              </w:pBdr>
+              <w:spacing w:after="100" w:before="100" w:line="480"/>
+              <w:ind w:left="100" w:right="100" w:firstLine="0" w:firstLineChars="0"/>
+              <w:rPr>
+                <w:rFonts w:ascii="Times New Roman" w:hAnsi="Times New Roman" w:eastAsia="Times New Roman" w:cs="Times New Roman"/>
+                <w:i w:val="false"/>
+                <w:b w:val="false"/>
+                <w:u w:val="none"/>
+                <w:strike w:val="false"/>
+                <w:sz w:val="24"/>
+                <w:szCs w:val="24"/>
+                <w:color w:val="000000"/>
+              </w:rPr>
+            </w:pPr>
+            <w:r>
+              <w:rPr>
+                <w:rFonts w:ascii="Times New Roman" w:hAnsi="Times New Roman" w:eastAsia="Times New Roman" w:cs="Times New Roman"/>
+                <w:i w:val="false"/>
+                <w:b w:val="false"/>
+                <w:u w:val="none"/>
+                <w:strike w:val="false"/>
+                <w:sz w:val="24"/>
+                <w:szCs w:val="24"/>
+                <w:color w:val="000000"/>
+              </w:rPr>
+              <w:t xml:space="preserve">-0.69</w:t>
+            </w:r>
+          </w:p>
+        </w:tc>
+        <w:tc>
+          <w:tcPr>
+            <w:tcBorders>
+              <w:bottom w:val="none" w:sz="0" w:space="0" w:color="000000"/>
+              <w:top w:val="none" w:sz="0" w:space="0" w:color="000000"/>
+              <w:left w:val="none" w:sz="0" w:space="0" w:color="000000"/>
+              <w:right w:val="none" w:sz="0" w:space="0" w:color="000000"/>
+            </w:tcBorders>
+            <w:shd w:val="clear" w:color="auto" w:fill="FFFFFF"/>
+            <w:tcMar>
+              <w:top w:w="0" w:type="dxa"/>
+              <w:bottom w:w="0" w:type="dxa"/>
+              <w:left w:w="0" w:type="dxa"/>
+              <w:right w:w="0" w:type="dxa"/>
+            </w:tcMar>
+            <w:vAlign w:val="center"/>
+          </w:tcPr>
+          <w:p>
+            <w:pPr>
+              <w:pStyle w:val="Normal"/>
+              <w:jc w:val="center"/>
+              <w:pBdr>
+                <w:bottom w:val="none" w:sz="0" w:space="0" w:color="000000"/>
+                <w:top w:val="none" w:sz="0" w:space="0" w:color="000000"/>
+                <w:left w:val="none" w:sz="0" w:space="0" w:color="000000"/>
+                <w:right w:val="none" w:sz="0" w:space="0" w:color="000000"/>
+              </w:pBdr>
+              <w:spacing w:after="100" w:before="100" w:line="480"/>
+              <w:ind w:left="100" w:right="100" w:firstLine="0" w:firstLineChars="0"/>
+              <w:rPr>
+                <w:rFonts w:ascii="Times New Roman" w:hAnsi="Times New Roman" w:eastAsia="Times New Roman" w:cs="Times New Roman"/>
+                <w:i w:val="false"/>
+                <w:b w:val="false"/>
+                <w:u w:val="none"/>
+                <w:strike w:val="false"/>
+                <w:sz w:val="24"/>
+                <w:szCs w:val="24"/>
+                <w:color w:val="000000"/>
+              </w:rPr>
+            </w:pPr>
+            <w:r>
+              <w:rPr>
+                <w:rFonts w:ascii="Times New Roman" w:hAnsi="Times New Roman" w:eastAsia="Times New Roman" w:cs="Times New Roman"/>
+                <w:i w:val="false"/>
+                <w:b w:val="false"/>
+                <w:u w:val="none"/>
+                <w:strike w:val="false"/>
+                <w:sz w:val="24"/>
+                <w:szCs w:val="24"/>
+                <w:color w:val="000000"/>
+              </w:rPr>
+              <w:t xml:space="preserve">.335</w:t>
+            </w:r>
+          </w:p>
+        </w:tc>
+        <w:tc>
+          <w:tcPr>
+            <w:tcBorders>
+              <w:bottom w:val="none" w:sz="0" w:space="0" w:color="000000"/>
+              <w:top w:val="none" w:sz="0" w:space="0" w:color="000000"/>
+              <w:left w:val="none" w:sz="0" w:space="0" w:color="000000"/>
+              <w:right w:val="none" w:sz="0" w:space="0" w:color="000000"/>
+            </w:tcBorders>
+            <w:shd w:val="clear" w:color="auto" w:fill="FFFFFF"/>
+            <w:tcMar>
+              <w:top w:w="0" w:type="dxa"/>
+              <w:bottom w:w="0" w:type="dxa"/>
+              <w:left w:w="0" w:type="dxa"/>
+              <w:right w:w="0" w:type="dxa"/>
+            </w:tcMar>
+            <w:vAlign w:val="center"/>
+          </w:tcPr>
+          <w:p>
+            <w:pPr>
+              <w:pStyle w:val="Normal"/>
+              <w:jc w:val="center"/>
+              <w:pBdr>
+                <w:bottom w:val="none" w:sz="0" w:space="0" w:color="000000"/>
+                <w:top w:val="none" w:sz="0" w:space="0" w:color="000000"/>
+                <w:left w:val="none" w:sz="0" w:space="0" w:color="000000"/>
+                <w:right w:val="none" w:sz="0" w:space="0" w:color="000000"/>
+              </w:pBdr>
+              <w:spacing w:after="100" w:before="100" w:line="480"/>
+              <w:ind w:left="100" w:right="100" w:firstLine="0" w:firstLineChars="0"/>
+              <w:rPr>
+                <w:rFonts w:ascii="Times New Roman" w:hAnsi="Times New Roman" w:eastAsia="Times New Roman" w:cs="Times New Roman"/>
+                <w:i w:val="false"/>
+                <w:b w:val="false"/>
+                <w:u w:val="none"/>
+                <w:strike w:val="false"/>
+                <w:sz w:val="24"/>
+                <w:szCs w:val="24"/>
+                <w:color w:val="000000"/>
+              </w:rPr>
+            </w:pPr>
+            <w:r>
+              <w:rPr>
+                <w:rFonts w:ascii="Times New Roman" w:hAnsi="Times New Roman" w:eastAsia="Times New Roman" w:cs="Times New Roman"/>
+                <w:i w:val="false"/>
+                <w:b w:val="false"/>
+                <w:u w:val="none"/>
+                <w:strike w:val="false"/>
+                <w:sz w:val="24"/>
+                <w:szCs w:val="24"/>
+                <w:color w:val="000000"/>
+              </w:rPr>
+              <w:t xml:space="preserve">[-2.13, 0.76]</w:t>
             </w:r>
           </w:p>
         </w:tc>
@@ -2190,7 +2262,6 @@
         <w:trPr>
           <w:trHeight w:val="360" w:hRule="auto"/>
         </w:trPr>
-        body 8
         <w:tc>
           <w:tcPr>
             <w:tcBorders>
@@ -2225,17 +2296,19 @@
                 <w:i w:val="false"/>
                 <w:b w:val="false"/>
                 <w:u w:val="none"/>
-                <w:sz w:val="24"/>
-                <w:szCs w:val="24"/>
-                <w:color w:val="000000"/>
-              </w:rPr>
-            </w:pPr>
-            <w:r>
-              <w:rPr>
-                <w:rFonts w:ascii="Times New Roman" w:hAnsi="Times New Roman" w:eastAsia="Times New Roman" w:cs="Times New Roman"/>
-                <w:i w:val="false"/>
-                <w:b w:val="false"/>
-                <w:u w:val="none"/>
+                <w:strike w:val="false"/>
+                <w:sz w:val="24"/>
+                <w:szCs w:val="24"/>
+                <w:color w:val="000000"/>
+              </w:rPr>
+            </w:pPr>
+            <w:r>
+              <w:rPr>
+                <w:rFonts w:ascii="Times New Roman" w:hAnsi="Times New Roman" w:eastAsia="Times New Roman" w:cs="Times New Roman"/>
+                <w:i w:val="false"/>
+                <w:b w:val="false"/>
+                <w:u w:val="none"/>
+                <w:strike w:val="false"/>
                 <w:sz w:val="24"/>
                 <w:szCs w:val="24"/>
                 <w:color w:val="000000"/>
@@ -2278,17 +2351,19 @@
                 <w:i w:val="false"/>
                 <w:b w:val="false"/>
                 <w:u w:val="none"/>
-                <w:sz w:val="24"/>
-                <w:szCs w:val="24"/>
-                <w:color w:val="000000"/>
-              </w:rPr>
-            </w:pPr>
-            <w:r>
-              <w:rPr>
-                <w:rFonts w:ascii="Times New Roman" w:hAnsi="Times New Roman" w:eastAsia="Times New Roman" w:cs="Times New Roman"/>
-                <w:i w:val="false"/>
-                <w:b w:val="false"/>
-                <w:u w:val="none"/>
+                <w:strike w:val="false"/>
+                <w:sz w:val="24"/>
+                <w:szCs w:val="24"/>
+                <w:color w:val="000000"/>
+              </w:rPr>
+            </w:pPr>
+            <w:r>
+              <w:rPr>
+                <w:rFonts w:ascii="Times New Roman" w:hAnsi="Times New Roman" w:eastAsia="Times New Roman" w:cs="Times New Roman"/>
+                <w:i w:val="false"/>
+                <w:b w:val="false"/>
+                <w:u w:val="none"/>
+                <w:strike w:val="false"/>
                 <w:sz w:val="24"/>
                 <w:szCs w:val="24"/>
                 <w:color w:val="000000"/>
@@ -2331,17 +2406,19 @@
                 <w:i w:val="false"/>
                 <w:b w:val="false"/>
                 <w:u w:val="none"/>
-                <w:sz w:val="24"/>
-                <w:szCs w:val="24"/>
-                <w:color w:val="000000"/>
-              </w:rPr>
-            </w:pPr>
-            <w:r>
-              <w:rPr>
-                <w:rFonts w:ascii="Times New Roman" w:hAnsi="Times New Roman" w:eastAsia="Times New Roman" w:cs="Times New Roman"/>
-                <w:i w:val="false"/>
-                <w:b w:val="false"/>
-                <w:u w:val="none"/>
+                <w:strike w:val="false"/>
+                <w:sz w:val="24"/>
+                <w:szCs w:val="24"/>
+                <w:color w:val="000000"/>
+              </w:rPr>
+            </w:pPr>
+            <w:r>
+              <w:rPr>
+                <w:rFonts w:ascii="Times New Roman" w:hAnsi="Times New Roman" w:eastAsia="Times New Roman" w:cs="Times New Roman"/>
+                <w:i w:val="false"/>
+                <w:b w:val="false"/>
+                <w:u w:val="none"/>
+                <w:strike w:val="false"/>
                 <w:sz w:val="24"/>
                 <w:szCs w:val="24"/>
                 <w:color w:val="000000"/>
@@ -2384,17 +2461,19 @@
                 <w:i w:val="false"/>
                 <w:b w:val="false"/>
                 <w:u w:val="none"/>
-                <w:sz w:val="24"/>
-                <w:szCs w:val="24"/>
-                <w:color w:val="000000"/>
-              </w:rPr>
-            </w:pPr>
-            <w:r>
-              <w:rPr>
-                <w:rFonts w:ascii="Times New Roman" w:hAnsi="Times New Roman" w:eastAsia="Times New Roman" w:cs="Times New Roman"/>
-                <w:i w:val="false"/>
-                <w:b w:val="false"/>
-                <w:u w:val="none"/>
+                <w:strike w:val="false"/>
+                <w:sz w:val="24"/>
+                <w:szCs w:val="24"/>
+                <w:color w:val="000000"/>
+              </w:rPr>
+            </w:pPr>
+            <w:r>
+              <w:rPr>
+                <w:rFonts w:ascii="Times New Roman" w:hAnsi="Times New Roman" w:eastAsia="Times New Roman" w:cs="Times New Roman"/>
+                <w:i w:val="false"/>
+                <w:b w:val="false"/>
+                <w:u w:val="none"/>
+                <w:strike w:val="false"/>
                 <w:sz w:val="24"/>
                 <w:szCs w:val="24"/>
                 <w:color w:val="000000"/>
@@ -2437,17 +2516,19 @@
                 <w:i w:val="false"/>
                 <w:b w:val="false"/>
                 <w:u w:val="none"/>
-                <w:sz w:val="24"/>
-                <w:szCs w:val="24"/>
-                <w:color w:val="000000"/>
-              </w:rPr>
-            </w:pPr>
-            <w:r>
-              <w:rPr>
-                <w:rFonts w:ascii="Times New Roman" w:hAnsi="Times New Roman" w:eastAsia="Times New Roman" w:cs="Times New Roman"/>
-                <w:i w:val="false"/>
-                <w:b w:val="false"/>
-                <w:u w:val="none"/>
+                <w:strike w:val="false"/>
+                <w:sz w:val="24"/>
+                <w:szCs w:val="24"/>
+                <w:color w:val="000000"/>
+              </w:rPr>
+            </w:pPr>
+            <w:r>
+              <w:rPr>
+                <w:rFonts w:ascii="Times New Roman" w:hAnsi="Times New Roman" w:eastAsia="Times New Roman" w:cs="Times New Roman"/>
+                <w:i w:val="false"/>
+                <w:b w:val="false"/>
+                <w:u w:val="none"/>
+                <w:strike w:val="false"/>
                 <w:sz w:val="24"/>
                 <w:szCs w:val="24"/>
                 <w:color w:val="000000"/>
@@ -2461,7 +2542,6 @@
         <w:trPr>
           <w:trHeight w:val="360" w:hRule="auto"/>
         </w:trPr>
-        body 9
         <w:tc>
           <w:tcPr>
             <w:tcBorders>
@@ -2496,17 +2576,19 @@
                 <w:i w:val="false"/>
                 <w:b w:val="false"/>
                 <w:u w:val="none"/>
-                <w:sz w:val="24"/>
-                <w:szCs w:val="24"/>
-                <w:color w:val="000000"/>
-              </w:rPr>
-            </w:pPr>
-            <w:r>
-              <w:rPr>
-                <w:rFonts w:ascii="Times New Roman" w:hAnsi="Times New Roman" w:eastAsia="Times New Roman" w:cs="Times New Roman"/>
-                <w:i w:val="false"/>
-                <w:b w:val="false"/>
-                <w:u w:val="none"/>
+                <w:strike w:val="false"/>
+                <w:sz w:val="24"/>
+                <w:szCs w:val="24"/>
+                <w:color w:val="000000"/>
+              </w:rPr>
+            </w:pPr>
+            <w:r>
+              <w:rPr>
+                <w:rFonts w:ascii="Times New Roman" w:hAnsi="Times New Roman" w:eastAsia="Times New Roman" w:cs="Times New Roman"/>
+                <w:i w:val="false"/>
+                <w:b w:val="false"/>
+                <w:u w:val="none"/>
+                <w:strike w:val="false"/>
                 <w:sz w:val="24"/>
                 <w:szCs w:val="24"/>
                 <w:color w:val="000000"/>
@@ -2549,17 +2631,19 @@
                 <w:i w:val="false"/>
                 <w:b w:val="false"/>
                 <w:u w:val="none"/>
-                <w:sz w:val="24"/>
-                <w:szCs w:val="24"/>
-                <w:color w:val="000000"/>
-              </w:rPr>
-            </w:pPr>
-            <w:r>
-              <w:rPr>
-                <w:rFonts w:ascii="Times New Roman" w:hAnsi="Times New Roman" w:eastAsia="Times New Roman" w:cs="Times New Roman"/>
-                <w:i w:val="false"/>
-                <w:b w:val="false"/>
-                <w:u w:val="none"/>
+                <w:strike w:val="false"/>
+                <w:sz w:val="24"/>
+                <w:szCs w:val="24"/>
+                <w:color w:val="000000"/>
+              </w:rPr>
+            </w:pPr>
+            <w:r>
+              <w:rPr>
+                <w:rFonts w:ascii="Times New Roman" w:hAnsi="Times New Roman" w:eastAsia="Times New Roman" w:cs="Times New Roman"/>
+                <w:i w:val="false"/>
+                <w:b w:val="false"/>
+                <w:u w:val="none"/>
+                <w:strike w:val="false"/>
                 <w:sz w:val="24"/>
                 <w:szCs w:val="24"/>
                 <w:color w:val="000000"/>
@@ -2602,17 +2686,19 @@
                 <w:i w:val="false"/>
                 <w:b w:val="false"/>
                 <w:u w:val="none"/>
-                <w:sz w:val="24"/>
-                <w:szCs w:val="24"/>
-                <w:color w:val="000000"/>
-              </w:rPr>
-            </w:pPr>
-            <w:r>
-              <w:rPr>
-                <w:rFonts w:ascii="Times New Roman" w:hAnsi="Times New Roman" w:eastAsia="Times New Roman" w:cs="Times New Roman"/>
-                <w:i w:val="false"/>
-                <w:b w:val="false"/>
-                <w:u w:val="none"/>
+                <w:strike w:val="false"/>
+                <w:sz w:val="24"/>
+                <w:szCs w:val="24"/>
+                <w:color w:val="000000"/>
+              </w:rPr>
+            </w:pPr>
+            <w:r>
+              <w:rPr>
+                <w:rFonts w:ascii="Times New Roman" w:hAnsi="Times New Roman" w:eastAsia="Times New Roman" w:cs="Times New Roman"/>
+                <w:i w:val="false"/>
+                <w:b w:val="false"/>
+                <w:u w:val="none"/>
+                <w:strike w:val="false"/>
                 <w:sz w:val="24"/>
                 <w:szCs w:val="24"/>
                 <w:color w:val="000000"/>
@@ -2655,17 +2741,19 @@
                 <w:i w:val="false"/>
                 <w:b w:val="false"/>
                 <w:u w:val="none"/>
-                <w:sz w:val="24"/>
-                <w:szCs w:val="24"/>
-                <w:color w:val="000000"/>
-              </w:rPr>
-            </w:pPr>
-            <w:r>
-              <w:rPr>
-                <w:rFonts w:ascii="Times New Roman" w:hAnsi="Times New Roman" w:eastAsia="Times New Roman" w:cs="Times New Roman"/>
-                <w:i w:val="false"/>
-                <w:b w:val="false"/>
-                <w:u w:val="none"/>
+                <w:strike w:val="false"/>
+                <w:sz w:val="24"/>
+                <w:szCs w:val="24"/>
+                <w:color w:val="000000"/>
+              </w:rPr>
+            </w:pPr>
+            <w:r>
+              <w:rPr>
+                <w:rFonts w:ascii="Times New Roman" w:hAnsi="Times New Roman" w:eastAsia="Times New Roman" w:cs="Times New Roman"/>
+                <w:i w:val="false"/>
+                <w:b w:val="false"/>
+                <w:u w:val="none"/>
+                <w:strike w:val="false"/>
                 <w:sz w:val="24"/>
                 <w:szCs w:val="24"/>
                 <w:color w:val="000000"/>
@@ -2708,17 +2796,19 @@
                 <w:i w:val="false"/>
                 <w:b w:val="false"/>
                 <w:u w:val="none"/>
-                <w:sz w:val="24"/>
-                <w:szCs w:val="24"/>
-                <w:color w:val="000000"/>
-              </w:rPr>
-            </w:pPr>
-            <w:r>
-              <w:rPr>
-                <w:rFonts w:ascii="Times New Roman" w:hAnsi="Times New Roman" w:eastAsia="Times New Roman" w:cs="Times New Roman"/>
-                <w:i w:val="false"/>
-                <w:b w:val="false"/>
-                <w:u w:val="none"/>
+                <w:strike w:val="false"/>
+                <w:sz w:val="24"/>
+                <w:szCs w:val="24"/>
+                <w:color w:val="000000"/>
+              </w:rPr>
+            </w:pPr>
+            <w:r>
+              <w:rPr>
+                <w:rFonts w:ascii="Times New Roman" w:hAnsi="Times New Roman" w:eastAsia="Times New Roman" w:cs="Times New Roman"/>
+                <w:i w:val="false"/>
+                <w:b w:val="false"/>
+                <w:u w:val="none"/>
+                <w:strike w:val="false"/>
                 <w:sz w:val="24"/>
                 <w:szCs w:val="24"/>
                 <w:color w:val="000000"/>
@@ -2732,7 +2822,6 @@
         <w:trPr>
           <w:trHeight w:val="360" w:hRule="auto"/>
         </w:trPr>
-        body10
         <w:tc>
           <w:tcPr>
             <w:tcBorders>
@@ -2767,17 +2856,19 @@
                 <w:i w:val="false"/>
                 <w:b w:val="false"/>
                 <w:u w:val="none"/>
-                <w:sz w:val="24"/>
-                <w:szCs w:val="24"/>
-                <w:color w:val="000000"/>
-              </w:rPr>
-            </w:pPr>
-            <w:r>
-              <w:rPr>
-                <w:rFonts w:ascii="Times New Roman" w:hAnsi="Times New Roman" w:eastAsia="Times New Roman" w:cs="Times New Roman"/>
-                <w:i w:val="false"/>
-                <w:b w:val="false"/>
-                <w:u w:val="none"/>
+                <w:strike w:val="false"/>
+                <w:sz w:val="24"/>
+                <w:szCs w:val="24"/>
+                <w:color w:val="000000"/>
+              </w:rPr>
+            </w:pPr>
+            <w:r>
+              <w:rPr>
+                <w:rFonts w:ascii="Times New Roman" w:hAnsi="Times New Roman" w:eastAsia="Times New Roman" w:cs="Times New Roman"/>
+                <w:i w:val="false"/>
+                <w:b w:val="false"/>
+                <w:u w:val="none"/>
+                <w:strike w:val="false"/>
                 <w:sz w:val="24"/>
                 <w:szCs w:val="24"/>
                 <w:color w:val="000000"/>
@@ -2820,17 +2911,19 @@
                 <w:i w:val="false"/>
                 <w:b w:val="false"/>
                 <w:u w:val="none"/>
-                <w:sz w:val="24"/>
-                <w:szCs w:val="24"/>
-                <w:color w:val="000000"/>
-              </w:rPr>
-            </w:pPr>
-            <w:r>
-              <w:rPr>
-                <w:rFonts w:ascii="Times New Roman" w:hAnsi="Times New Roman" w:eastAsia="Times New Roman" w:cs="Times New Roman"/>
-                <w:i w:val="false"/>
-                <w:b w:val="false"/>
-                <w:u w:val="none"/>
+                <w:strike w:val="false"/>
+                <w:sz w:val="24"/>
+                <w:szCs w:val="24"/>
+                <w:color w:val="000000"/>
+              </w:rPr>
+            </w:pPr>
+            <w:r>
+              <w:rPr>
+                <w:rFonts w:ascii="Times New Roman" w:hAnsi="Times New Roman" w:eastAsia="Times New Roman" w:cs="Times New Roman"/>
+                <w:i w:val="false"/>
+                <w:b w:val="false"/>
+                <w:u w:val="none"/>
+                <w:strike w:val="false"/>
                 <w:sz w:val="24"/>
                 <w:szCs w:val="24"/>
                 <w:color w:val="000000"/>
@@ -2873,17 +2966,19 @@
                 <w:i w:val="false"/>
                 <w:b w:val="false"/>
                 <w:u w:val="none"/>
-                <w:sz w:val="24"/>
-                <w:szCs w:val="24"/>
-                <w:color w:val="000000"/>
-              </w:rPr>
-            </w:pPr>
-            <w:r>
-              <w:rPr>
-                <w:rFonts w:ascii="Times New Roman" w:hAnsi="Times New Roman" w:eastAsia="Times New Roman" w:cs="Times New Roman"/>
-                <w:i w:val="false"/>
-                <w:b w:val="false"/>
-                <w:u w:val="none"/>
+                <w:strike w:val="false"/>
+                <w:sz w:val="24"/>
+                <w:szCs w:val="24"/>
+                <w:color w:val="000000"/>
+              </w:rPr>
+            </w:pPr>
+            <w:r>
+              <w:rPr>
+                <w:rFonts w:ascii="Times New Roman" w:hAnsi="Times New Roman" w:eastAsia="Times New Roman" w:cs="Times New Roman"/>
+                <w:i w:val="false"/>
+                <w:b w:val="false"/>
+                <w:u w:val="none"/>
+                <w:strike w:val="false"/>
                 <w:sz w:val="24"/>
                 <w:szCs w:val="24"/>
                 <w:color w:val="000000"/>
@@ -2926,17 +3021,19 @@
                 <w:i w:val="false"/>
                 <w:b w:val="false"/>
                 <w:u w:val="none"/>
-                <w:sz w:val="24"/>
-                <w:szCs w:val="24"/>
-                <w:color w:val="000000"/>
-              </w:rPr>
-            </w:pPr>
-            <w:r>
-              <w:rPr>
-                <w:rFonts w:ascii="Times New Roman" w:hAnsi="Times New Roman" w:eastAsia="Times New Roman" w:cs="Times New Roman"/>
-                <w:i w:val="false"/>
-                <w:b w:val="false"/>
-                <w:u w:val="none"/>
+                <w:strike w:val="false"/>
+                <w:sz w:val="24"/>
+                <w:szCs w:val="24"/>
+                <w:color w:val="000000"/>
+              </w:rPr>
+            </w:pPr>
+            <w:r>
+              <w:rPr>
+                <w:rFonts w:ascii="Times New Roman" w:hAnsi="Times New Roman" w:eastAsia="Times New Roman" w:cs="Times New Roman"/>
+                <w:i w:val="false"/>
+                <w:b w:val="false"/>
+                <w:u w:val="none"/>
+                <w:strike w:val="false"/>
                 <w:sz w:val="24"/>
                 <w:szCs w:val="24"/>
                 <w:color w:val="000000"/>
@@ -2979,17 +3076,19 @@
                 <w:i w:val="false"/>
                 <w:b w:val="false"/>
                 <w:u w:val="none"/>
-                <w:sz w:val="24"/>
-                <w:szCs w:val="24"/>
-                <w:color w:val="000000"/>
-              </w:rPr>
-            </w:pPr>
-            <w:r>
-              <w:rPr>
-                <w:rFonts w:ascii="Times New Roman" w:hAnsi="Times New Roman" w:eastAsia="Times New Roman" w:cs="Times New Roman"/>
-                <w:i w:val="false"/>
-                <w:b w:val="false"/>
-                <w:u w:val="none"/>
+                <w:strike w:val="false"/>
+                <w:sz w:val="24"/>
+                <w:szCs w:val="24"/>
+                <w:color w:val="000000"/>
+              </w:rPr>
+            </w:pPr>
+            <w:r>
+              <w:rPr>
+                <w:rFonts w:ascii="Times New Roman" w:hAnsi="Times New Roman" w:eastAsia="Times New Roman" w:cs="Times New Roman"/>
+                <w:i w:val="false"/>
+                <w:b w:val="false"/>
+                <w:u w:val="none"/>
+                <w:strike w:val="false"/>
                 <w:sz w:val="24"/>
                 <w:szCs w:val="24"/>
                 <w:color w:val="000000"/>
@@ -3003,7 +3102,6 @@
         <w:trPr>
           <w:trHeight w:val="360" w:hRule="auto"/>
         </w:trPr>
-        body11
         <w:tc>
           <w:tcPr>
             <w:tcBorders>
@@ -3038,17 +3136,19 @@
                 <w:i w:val="false"/>
                 <w:b w:val="false"/>
                 <w:u w:val="none"/>
-                <w:sz w:val="24"/>
-                <w:szCs w:val="24"/>
-                <w:color w:val="000000"/>
-              </w:rPr>
-            </w:pPr>
-            <w:r>
-              <w:rPr>
-                <w:rFonts w:ascii="Times New Roman" w:hAnsi="Times New Roman" w:eastAsia="Times New Roman" w:cs="Times New Roman"/>
-                <w:i w:val="false"/>
-                <w:b w:val="false"/>
-                <w:u w:val="none"/>
+                <w:strike w:val="false"/>
+                <w:sz w:val="24"/>
+                <w:szCs w:val="24"/>
+                <w:color w:val="000000"/>
+              </w:rPr>
+            </w:pPr>
+            <w:r>
+              <w:rPr>
+                <w:rFonts w:ascii="Times New Roman" w:hAnsi="Times New Roman" w:eastAsia="Times New Roman" w:cs="Times New Roman"/>
+                <w:i w:val="false"/>
+                <w:b w:val="false"/>
+                <w:u w:val="none"/>
+                <w:strike w:val="false"/>
                 <w:sz w:val="24"/>
                 <w:szCs w:val="24"/>
                 <w:color w:val="000000"/>
@@ -3091,17 +3191,19 @@
                 <w:i w:val="false"/>
                 <w:b w:val="false"/>
                 <w:u w:val="none"/>
-                <w:sz w:val="24"/>
-                <w:szCs w:val="24"/>
-                <w:color w:val="000000"/>
-              </w:rPr>
-            </w:pPr>
-            <w:r>
-              <w:rPr>
-                <w:rFonts w:ascii="Times New Roman" w:hAnsi="Times New Roman" w:eastAsia="Times New Roman" w:cs="Times New Roman"/>
-                <w:i w:val="false"/>
-                <w:b w:val="false"/>
-                <w:u w:val="none"/>
+                <w:strike w:val="false"/>
+                <w:sz w:val="24"/>
+                <w:szCs w:val="24"/>
+                <w:color w:val="000000"/>
+              </w:rPr>
+            </w:pPr>
+            <w:r>
+              <w:rPr>
+                <w:rFonts w:ascii="Times New Roman" w:hAnsi="Times New Roman" w:eastAsia="Times New Roman" w:cs="Times New Roman"/>
+                <w:i w:val="false"/>
+                <w:b w:val="false"/>
+                <w:u w:val="none"/>
+                <w:strike w:val="false"/>
                 <w:sz w:val="24"/>
                 <w:szCs w:val="24"/>
                 <w:color w:val="000000"/>
@@ -3144,17 +3246,19 @@
                 <w:i w:val="false"/>
                 <w:b w:val="false"/>
                 <w:u w:val="none"/>
-                <w:sz w:val="24"/>
-                <w:szCs w:val="24"/>
-                <w:color w:val="000000"/>
-              </w:rPr>
-            </w:pPr>
-            <w:r>
-              <w:rPr>
-                <w:rFonts w:ascii="Times New Roman" w:hAnsi="Times New Roman" w:eastAsia="Times New Roman" w:cs="Times New Roman"/>
-                <w:i w:val="false"/>
-                <w:b w:val="false"/>
-                <w:u w:val="none"/>
+                <w:strike w:val="false"/>
+                <w:sz w:val="24"/>
+                <w:szCs w:val="24"/>
+                <w:color w:val="000000"/>
+              </w:rPr>
+            </w:pPr>
+            <w:r>
+              <w:rPr>
+                <w:rFonts w:ascii="Times New Roman" w:hAnsi="Times New Roman" w:eastAsia="Times New Roman" w:cs="Times New Roman"/>
+                <w:i w:val="false"/>
+                <w:b w:val="false"/>
+                <w:u w:val="none"/>
+                <w:strike w:val="false"/>
                 <w:sz w:val="24"/>
                 <w:szCs w:val="24"/>
                 <w:color w:val="000000"/>
@@ -3197,17 +3301,19 @@
                 <w:i w:val="false"/>
                 <w:b w:val="false"/>
                 <w:u w:val="none"/>
-                <w:sz w:val="24"/>
-                <w:szCs w:val="24"/>
-                <w:color w:val="000000"/>
-              </w:rPr>
-            </w:pPr>
-            <w:r>
-              <w:rPr>
-                <w:rFonts w:ascii="Times New Roman" w:hAnsi="Times New Roman" w:eastAsia="Times New Roman" w:cs="Times New Roman"/>
-                <w:i w:val="false"/>
-                <w:b w:val="false"/>
-                <w:u w:val="none"/>
+                <w:strike w:val="false"/>
+                <w:sz w:val="24"/>
+                <w:szCs w:val="24"/>
+                <w:color w:val="000000"/>
+              </w:rPr>
+            </w:pPr>
+            <w:r>
+              <w:rPr>
+                <w:rFonts w:ascii="Times New Roman" w:hAnsi="Times New Roman" w:eastAsia="Times New Roman" w:cs="Times New Roman"/>
+                <w:i w:val="false"/>
+                <w:b w:val="false"/>
+                <w:u w:val="none"/>
+                <w:strike w:val="false"/>
                 <w:sz w:val="24"/>
                 <w:szCs w:val="24"/>
                 <w:color w:val="000000"/>
@@ -3250,17 +3356,19 @@
                 <w:i w:val="false"/>
                 <w:b w:val="false"/>
                 <w:u w:val="none"/>
-                <w:sz w:val="24"/>
-                <w:szCs w:val="24"/>
-                <w:color w:val="000000"/>
-              </w:rPr>
-            </w:pPr>
-            <w:r>
-              <w:rPr>
-                <w:rFonts w:ascii="Times New Roman" w:hAnsi="Times New Roman" w:eastAsia="Times New Roman" w:cs="Times New Roman"/>
-                <w:i w:val="false"/>
-                <w:b w:val="false"/>
-                <w:u w:val="none"/>
+                <w:strike w:val="false"/>
+                <w:sz w:val="24"/>
+                <w:szCs w:val="24"/>
+                <w:color w:val="000000"/>
+              </w:rPr>
+            </w:pPr>
+            <w:r>
+              <w:rPr>
+                <w:rFonts w:ascii="Times New Roman" w:hAnsi="Times New Roman" w:eastAsia="Times New Roman" w:cs="Times New Roman"/>
+                <w:i w:val="false"/>
+                <w:b w:val="false"/>
+                <w:u w:val="none"/>
+                <w:strike w:val="false"/>
                 <w:sz w:val="24"/>
                 <w:szCs w:val="24"/>
                 <w:color w:val="000000"/>
@@ -3274,7 +3382,6 @@
         <w:trPr>
           <w:trHeight w:val="360" w:hRule="auto"/>
         </w:trPr>
-        body12
         <w:tc>
           <w:tcPr>
             <w:tcBorders>
@@ -3309,17 +3416,19 @@
                 <w:i w:val="false"/>
                 <w:b w:val="false"/>
                 <w:u w:val="none"/>
-                <w:sz w:val="24"/>
-                <w:szCs w:val="24"/>
-                <w:color w:val="000000"/>
-              </w:rPr>
-            </w:pPr>
-            <w:r>
-              <w:rPr>
-                <w:rFonts w:ascii="Times New Roman" w:hAnsi="Times New Roman" w:eastAsia="Times New Roman" w:cs="Times New Roman"/>
-                <w:i w:val="false"/>
-                <w:b w:val="false"/>
-                <w:u w:val="none"/>
+                <w:strike w:val="false"/>
+                <w:sz w:val="24"/>
+                <w:szCs w:val="24"/>
+                <w:color w:val="000000"/>
+              </w:rPr>
+            </w:pPr>
+            <w:r>
+              <w:rPr>
+                <w:rFonts w:ascii="Times New Roman" w:hAnsi="Times New Roman" w:eastAsia="Times New Roman" w:cs="Times New Roman"/>
+                <w:i w:val="false"/>
+                <w:b w:val="false"/>
+                <w:u w:val="none"/>
+                <w:strike w:val="false"/>
                 <w:sz w:val="24"/>
                 <w:szCs w:val="24"/>
                 <w:color w:val="000000"/>
@@ -3362,17 +3471,19 @@
                 <w:i w:val="false"/>
                 <w:b w:val="false"/>
                 <w:u w:val="none"/>
-                <w:sz w:val="24"/>
-                <w:szCs w:val="24"/>
-                <w:color w:val="000000"/>
-              </w:rPr>
-            </w:pPr>
-            <w:r>
-              <w:rPr>
-                <w:rFonts w:ascii="Times New Roman" w:hAnsi="Times New Roman" w:eastAsia="Times New Roman" w:cs="Times New Roman"/>
-                <w:i w:val="false"/>
-                <w:b w:val="false"/>
-                <w:u w:val="none"/>
+                <w:strike w:val="false"/>
+                <w:sz w:val="24"/>
+                <w:szCs w:val="24"/>
+                <w:color w:val="000000"/>
+              </w:rPr>
+            </w:pPr>
+            <w:r>
+              <w:rPr>
+                <w:rFonts w:ascii="Times New Roman" w:hAnsi="Times New Roman" w:eastAsia="Times New Roman" w:cs="Times New Roman"/>
+                <w:i w:val="false"/>
+                <w:b w:val="false"/>
+                <w:u w:val="none"/>
+                <w:strike w:val="false"/>
                 <w:sz w:val="24"/>
                 <w:szCs w:val="24"/>
                 <w:color w:val="000000"/>
@@ -3415,17 +3526,19 @@
                 <w:i w:val="false"/>
                 <w:b w:val="false"/>
                 <w:u w:val="none"/>
-                <w:sz w:val="24"/>
-                <w:szCs w:val="24"/>
-                <w:color w:val="000000"/>
-              </w:rPr>
-            </w:pPr>
-            <w:r>
-              <w:rPr>
-                <w:rFonts w:ascii="Times New Roman" w:hAnsi="Times New Roman" w:eastAsia="Times New Roman" w:cs="Times New Roman"/>
-                <w:i w:val="false"/>
-                <w:b w:val="false"/>
-                <w:u w:val="none"/>
+                <w:strike w:val="false"/>
+                <w:sz w:val="24"/>
+                <w:szCs w:val="24"/>
+                <w:color w:val="000000"/>
+              </w:rPr>
+            </w:pPr>
+            <w:r>
+              <w:rPr>
+                <w:rFonts w:ascii="Times New Roman" w:hAnsi="Times New Roman" w:eastAsia="Times New Roman" w:cs="Times New Roman"/>
+                <w:i w:val="false"/>
+                <w:b w:val="false"/>
+                <w:u w:val="none"/>
+                <w:strike w:val="false"/>
                 <w:sz w:val="24"/>
                 <w:szCs w:val="24"/>
                 <w:color w:val="000000"/>
@@ -3468,17 +3581,19 @@
                 <w:i w:val="false"/>
                 <w:b w:val="false"/>
                 <w:u w:val="none"/>
-                <w:sz w:val="24"/>
-                <w:szCs w:val="24"/>
-                <w:color w:val="000000"/>
-              </w:rPr>
-            </w:pPr>
-            <w:r>
-              <w:rPr>
-                <w:rFonts w:ascii="Times New Roman" w:hAnsi="Times New Roman" w:eastAsia="Times New Roman" w:cs="Times New Roman"/>
-                <w:i w:val="false"/>
-                <w:b w:val="false"/>
-                <w:u w:val="none"/>
+                <w:strike w:val="false"/>
+                <w:sz w:val="24"/>
+                <w:szCs w:val="24"/>
+                <w:color w:val="000000"/>
+              </w:rPr>
+            </w:pPr>
+            <w:r>
+              <w:rPr>
+                <w:rFonts w:ascii="Times New Roman" w:hAnsi="Times New Roman" w:eastAsia="Times New Roman" w:cs="Times New Roman"/>
+                <w:i w:val="false"/>
+                <w:b w:val="false"/>
+                <w:u w:val="none"/>
+                <w:strike w:val="false"/>
                 <w:sz w:val="24"/>
                 <w:szCs w:val="24"/>
                 <w:color w:val="000000"/>
@@ -3521,17 +3636,19 @@
                 <w:i w:val="false"/>
                 <w:b w:val="false"/>
                 <w:u w:val="none"/>
-                <w:sz w:val="24"/>
-                <w:szCs w:val="24"/>
-                <w:color w:val="000000"/>
-              </w:rPr>
-            </w:pPr>
-            <w:r>
-              <w:rPr>
-                <w:rFonts w:ascii="Times New Roman" w:hAnsi="Times New Roman" w:eastAsia="Times New Roman" w:cs="Times New Roman"/>
-                <w:i w:val="false"/>
-                <w:b w:val="false"/>
-                <w:u w:val="none"/>
+                <w:strike w:val="false"/>
+                <w:sz w:val="24"/>
+                <w:szCs w:val="24"/>
+                <w:color w:val="000000"/>
+              </w:rPr>
+            </w:pPr>
+            <w:r>
+              <w:rPr>
+                <w:rFonts w:ascii="Times New Roman" w:hAnsi="Times New Roman" w:eastAsia="Times New Roman" w:cs="Times New Roman"/>
+                <w:i w:val="false"/>
+                <w:b w:val="false"/>
+                <w:u w:val="none"/>
+                <w:strike w:val="false"/>
                 <w:sz w:val="24"/>
                 <w:szCs w:val="24"/>
                 <w:color w:val="000000"/>
@@ -3545,7 +3662,6 @@
         <w:trPr>
           <w:trHeight w:val="360" w:hRule="auto"/>
         </w:trPr>
-        body13
         <w:tc>
           <w:tcPr>
             <w:tcBorders>
@@ -3580,17 +3696,19 @@
                 <w:i w:val="false"/>
                 <w:b w:val="false"/>
                 <w:u w:val="none"/>
-                <w:sz w:val="24"/>
-                <w:szCs w:val="24"/>
-                <w:color w:val="000000"/>
-              </w:rPr>
-            </w:pPr>
-            <w:r>
-              <w:rPr>
-                <w:rFonts w:ascii="Times New Roman" w:hAnsi="Times New Roman" w:eastAsia="Times New Roman" w:cs="Times New Roman"/>
-                <w:i w:val="false"/>
-                <w:b w:val="false"/>
-                <w:u w:val="none"/>
+                <w:strike w:val="false"/>
+                <w:sz w:val="24"/>
+                <w:szCs w:val="24"/>
+                <w:color w:val="000000"/>
+              </w:rPr>
+            </w:pPr>
+            <w:r>
+              <w:rPr>
+                <w:rFonts w:ascii="Times New Roman" w:hAnsi="Times New Roman" w:eastAsia="Times New Roman" w:cs="Times New Roman"/>
+                <w:i w:val="false"/>
+                <w:b w:val="false"/>
+                <w:u w:val="none"/>
+                <w:strike w:val="false"/>
                 <w:sz w:val="24"/>
                 <w:szCs w:val="24"/>
                 <w:color w:val="000000"/>
@@ -3633,17 +3751,19 @@
                 <w:i w:val="false"/>
                 <w:b w:val="false"/>
                 <w:u w:val="none"/>
-                <w:sz w:val="24"/>
-                <w:szCs w:val="24"/>
-                <w:color w:val="000000"/>
-              </w:rPr>
-            </w:pPr>
-            <w:r>
-              <w:rPr>
-                <w:rFonts w:ascii="Times New Roman" w:hAnsi="Times New Roman" w:eastAsia="Times New Roman" w:cs="Times New Roman"/>
-                <w:i w:val="false"/>
-                <w:b w:val="false"/>
-                <w:u w:val="none"/>
+                <w:strike w:val="false"/>
+                <w:sz w:val="24"/>
+                <w:szCs w:val="24"/>
+                <w:color w:val="000000"/>
+              </w:rPr>
+            </w:pPr>
+            <w:r>
+              <w:rPr>
+                <w:rFonts w:ascii="Times New Roman" w:hAnsi="Times New Roman" w:eastAsia="Times New Roman" w:cs="Times New Roman"/>
+                <w:i w:val="false"/>
+                <w:b w:val="false"/>
+                <w:u w:val="none"/>
+                <w:strike w:val="false"/>
                 <w:sz w:val="24"/>
                 <w:szCs w:val="24"/>
                 <w:color w:val="000000"/>
@@ -3686,17 +3806,19 @@
                 <w:i w:val="false"/>
                 <w:b w:val="false"/>
                 <w:u w:val="none"/>
-                <w:sz w:val="24"/>
-                <w:szCs w:val="24"/>
-                <w:color w:val="000000"/>
-              </w:rPr>
-            </w:pPr>
-            <w:r>
-              <w:rPr>
-                <w:rFonts w:ascii="Times New Roman" w:hAnsi="Times New Roman" w:eastAsia="Times New Roman" w:cs="Times New Roman"/>
-                <w:i w:val="false"/>
-                <w:b w:val="false"/>
-                <w:u w:val="none"/>
+                <w:strike w:val="false"/>
+                <w:sz w:val="24"/>
+                <w:szCs w:val="24"/>
+                <w:color w:val="000000"/>
+              </w:rPr>
+            </w:pPr>
+            <w:r>
+              <w:rPr>
+                <w:rFonts w:ascii="Times New Roman" w:hAnsi="Times New Roman" w:eastAsia="Times New Roman" w:cs="Times New Roman"/>
+                <w:i w:val="false"/>
+                <w:b w:val="false"/>
+                <w:u w:val="none"/>
+                <w:strike w:val="false"/>
                 <w:sz w:val="24"/>
                 <w:szCs w:val="24"/>
                 <w:color w:val="000000"/>
@@ -3739,17 +3861,19 @@
                 <w:i w:val="false"/>
                 <w:b w:val="false"/>
                 <w:u w:val="none"/>
-                <w:sz w:val="24"/>
-                <w:szCs w:val="24"/>
-                <w:color w:val="000000"/>
-              </w:rPr>
-            </w:pPr>
-            <w:r>
-              <w:rPr>
-                <w:rFonts w:ascii="Times New Roman" w:hAnsi="Times New Roman" w:eastAsia="Times New Roman" w:cs="Times New Roman"/>
-                <w:i w:val="false"/>
-                <w:b w:val="false"/>
-                <w:u w:val="none"/>
+                <w:strike w:val="false"/>
+                <w:sz w:val="24"/>
+                <w:szCs w:val="24"/>
+                <w:color w:val="000000"/>
+              </w:rPr>
+            </w:pPr>
+            <w:r>
+              <w:rPr>
+                <w:rFonts w:ascii="Times New Roman" w:hAnsi="Times New Roman" w:eastAsia="Times New Roman" w:cs="Times New Roman"/>
+                <w:i w:val="false"/>
+                <w:b w:val="false"/>
+                <w:u w:val="none"/>
+                <w:strike w:val="false"/>
                 <w:sz w:val="24"/>
                 <w:szCs w:val="24"/>
                 <w:color w:val="000000"/>
@@ -3792,17 +3916,19 @@
                 <w:i w:val="false"/>
                 <w:b w:val="false"/>
                 <w:u w:val="none"/>
-                <w:sz w:val="24"/>
-                <w:szCs w:val="24"/>
-                <w:color w:val="000000"/>
-              </w:rPr>
-            </w:pPr>
-            <w:r>
-              <w:rPr>
-                <w:rFonts w:ascii="Times New Roman" w:hAnsi="Times New Roman" w:eastAsia="Times New Roman" w:cs="Times New Roman"/>
-                <w:i w:val="false"/>
-                <w:b w:val="false"/>
-                <w:u w:val="none"/>
+                <w:strike w:val="false"/>
+                <w:sz w:val="24"/>
+                <w:szCs w:val="24"/>
+                <w:color w:val="000000"/>
+              </w:rPr>
+            </w:pPr>
+            <w:r>
+              <w:rPr>
+                <w:rFonts w:ascii="Times New Roman" w:hAnsi="Times New Roman" w:eastAsia="Times New Roman" w:cs="Times New Roman"/>
+                <w:i w:val="false"/>
+                <w:b w:val="false"/>
+                <w:u w:val="none"/>
+                <w:strike w:val="false"/>
                 <w:sz w:val="24"/>
                 <w:szCs w:val="24"/>
                 <w:color w:val="000000"/>
@@ -3816,7 +3942,6 @@
         <w:trPr>
           <w:trHeight w:val="360" w:hRule="auto"/>
         </w:trPr>
-        body14
         <w:tc>
           <w:tcPr>
             <w:tcBorders>
@@ -3851,17 +3976,19 @@
                 <w:i w:val="false"/>
                 <w:b w:val="false"/>
                 <w:u w:val="none"/>
-                <w:sz w:val="24"/>
-                <w:szCs w:val="24"/>
-                <w:color w:val="000000"/>
-              </w:rPr>
-            </w:pPr>
-            <w:r>
-              <w:rPr>
-                <w:rFonts w:ascii="Times New Roman" w:hAnsi="Times New Roman" w:eastAsia="Times New Roman" w:cs="Times New Roman"/>
-                <w:i w:val="false"/>
-                <w:b w:val="false"/>
-                <w:u w:val="none"/>
+                <w:strike w:val="false"/>
+                <w:sz w:val="24"/>
+                <w:szCs w:val="24"/>
+                <w:color w:val="000000"/>
+              </w:rPr>
+            </w:pPr>
+            <w:r>
+              <w:rPr>
+                <w:rFonts w:ascii="Times New Roman" w:hAnsi="Times New Roman" w:eastAsia="Times New Roman" w:cs="Times New Roman"/>
+                <w:i w:val="false"/>
+                <w:b w:val="false"/>
+                <w:u w:val="none"/>
+                <w:strike w:val="false"/>
                 <w:sz w:val="24"/>
                 <w:szCs w:val="24"/>
                 <w:color w:val="000000"/>
@@ -3904,17 +4031,19 @@
                 <w:i w:val="false"/>
                 <w:b w:val="false"/>
                 <w:u w:val="none"/>
-                <w:sz w:val="24"/>
-                <w:szCs w:val="24"/>
-                <w:color w:val="000000"/>
-              </w:rPr>
-            </w:pPr>
-            <w:r>
-              <w:rPr>
-                <w:rFonts w:ascii="Times New Roman" w:hAnsi="Times New Roman" w:eastAsia="Times New Roman" w:cs="Times New Roman"/>
-                <w:i w:val="false"/>
-                <w:b w:val="false"/>
-                <w:u w:val="none"/>
+                <w:strike w:val="false"/>
+                <w:sz w:val="24"/>
+                <w:szCs w:val="24"/>
+                <w:color w:val="000000"/>
+              </w:rPr>
+            </w:pPr>
+            <w:r>
+              <w:rPr>
+                <w:rFonts w:ascii="Times New Roman" w:hAnsi="Times New Roman" w:eastAsia="Times New Roman" w:cs="Times New Roman"/>
+                <w:i w:val="false"/>
+                <w:b w:val="false"/>
+                <w:u w:val="none"/>
+                <w:strike w:val="false"/>
                 <w:sz w:val="24"/>
                 <w:szCs w:val="24"/>
                 <w:color w:val="000000"/>
@@ -3957,17 +4086,19 @@
                 <w:i w:val="false"/>
                 <w:b w:val="false"/>
                 <w:u w:val="none"/>
-                <w:sz w:val="24"/>
-                <w:szCs w:val="24"/>
-                <w:color w:val="000000"/>
-              </w:rPr>
-            </w:pPr>
-            <w:r>
-              <w:rPr>
-                <w:rFonts w:ascii="Times New Roman" w:hAnsi="Times New Roman" w:eastAsia="Times New Roman" w:cs="Times New Roman"/>
-                <w:i w:val="false"/>
-                <w:b w:val="false"/>
-                <w:u w:val="none"/>
+                <w:strike w:val="false"/>
+                <w:sz w:val="24"/>
+                <w:szCs w:val="24"/>
+                <w:color w:val="000000"/>
+              </w:rPr>
+            </w:pPr>
+            <w:r>
+              <w:rPr>
+                <w:rFonts w:ascii="Times New Roman" w:hAnsi="Times New Roman" w:eastAsia="Times New Roman" w:cs="Times New Roman"/>
+                <w:i w:val="false"/>
+                <w:b w:val="false"/>
+                <w:u w:val="none"/>
+                <w:strike w:val="false"/>
                 <w:sz w:val="24"/>
                 <w:szCs w:val="24"/>
                 <w:color w:val="000000"/>
@@ -4010,17 +4141,19 @@
                 <w:i w:val="false"/>
                 <w:b w:val="false"/>
                 <w:u w:val="none"/>
-                <w:sz w:val="24"/>
-                <w:szCs w:val="24"/>
-                <w:color w:val="000000"/>
-              </w:rPr>
-            </w:pPr>
-            <w:r>
-              <w:rPr>
-                <w:rFonts w:ascii="Times New Roman" w:hAnsi="Times New Roman" w:eastAsia="Times New Roman" w:cs="Times New Roman"/>
-                <w:i w:val="false"/>
-                <w:b w:val="false"/>
-                <w:u w:val="none"/>
+                <w:strike w:val="false"/>
+                <w:sz w:val="24"/>
+                <w:szCs w:val="24"/>
+                <w:color w:val="000000"/>
+              </w:rPr>
+            </w:pPr>
+            <w:r>
+              <w:rPr>
+                <w:rFonts w:ascii="Times New Roman" w:hAnsi="Times New Roman" w:eastAsia="Times New Roman" w:cs="Times New Roman"/>
+                <w:i w:val="false"/>
+                <w:b w:val="false"/>
+                <w:u w:val="none"/>
+                <w:strike w:val="false"/>
                 <w:sz w:val="24"/>
                 <w:szCs w:val="24"/>
                 <w:color w:val="000000"/>
@@ -4063,17 +4196,19 @@
                 <w:i w:val="false"/>
                 <w:b w:val="false"/>
                 <w:u w:val="none"/>
-                <w:sz w:val="24"/>
-                <w:szCs w:val="24"/>
-                <w:color w:val="000000"/>
-              </w:rPr>
-            </w:pPr>
-            <w:r>
-              <w:rPr>
-                <w:rFonts w:ascii="Times New Roman" w:hAnsi="Times New Roman" w:eastAsia="Times New Roman" w:cs="Times New Roman"/>
-                <w:i w:val="false"/>
-                <w:b w:val="false"/>
-                <w:u w:val="none"/>
+                <w:strike w:val="false"/>
+                <w:sz w:val="24"/>
+                <w:szCs w:val="24"/>
+                <w:color w:val="000000"/>
+              </w:rPr>
+            </w:pPr>
+            <w:r>
+              <w:rPr>
+                <w:rFonts w:ascii="Times New Roman" w:hAnsi="Times New Roman" w:eastAsia="Times New Roman" w:cs="Times New Roman"/>
+                <w:i w:val="false"/>
+                <w:b w:val="false"/>
+                <w:u w:val="none"/>
+                <w:strike w:val="false"/>
                 <w:sz w:val="24"/>
                 <w:szCs w:val="24"/>
                 <w:color w:val="000000"/>
@@ -4087,7 +4222,6 @@
         <w:trPr>
           <w:trHeight w:val="360" w:hRule="auto"/>
         </w:trPr>
-        body15
         <w:tc>
           <w:tcPr>
             <w:tcBorders>
@@ -4122,17 +4256,19 @@
                 <w:i w:val="false"/>
                 <w:b w:val="false"/>
                 <w:u w:val="none"/>
-                <w:sz w:val="24"/>
-                <w:szCs w:val="24"/>
-                <w:color w:val="000000"/>
-              </w:rPr>
-            </w:pPr>
-            <w:r>
-              <w:rPr>
-                <w:rFonts w:ascii="Times New Roman" w:hAnsi="Times New Roman" w:eastAsia="Times New Roman" w:cs="Times New Roman"/>
-                <w:i w:val="false"/>
-                <w:b w:val="false"/>
-                <w:u w:val="none"/>
+                <w:strike w:val="false"/>
+                <w:sz w:val="24"/>
+                <w:szCs w:val="24"/>
+                <w:color w:val="000000"/>
+              </w:rPr>
+            </w:pPr>
+            <w:r>
+              <w:rPr>
+                <w:rFonts w:ascii="Times New Roman" w:hAnsi="Times New Roman" w:eastAsia="Times New Roman" w:cs="Times New Roman"/>
+                <w:i w:val="false"/>
+                <w:b w:val="false"/>
+                <w:u w:val="none"/>
+                <w:strike w:val="false"/>
                 <w:sz w:val="24"/>
                 <w:szCs w:val="24"/>
                 <w:color w:val="000000"/>
@@ -4175,17 +4311,19 @@
                 <w:i w:val="false"/>
                 <w:b w:val="false"/>
                 <w:u w:val="none"/>
-                <w:sz w:val="24"/>
-                <w:szCs w:val="24"/>
-                <w:color w:val="000000"/>
-              </w:rPr>
-            </w:pPr>
-            <w:r>
-              <w:rPr>
-                <w:rFonts w:ascii="Times New Roman" w:hAnsi="Times New Roman" w:eastAsia="Times New Roman" w:cs="Times New Roman"/>
-                <w:i w:val="false"/>
-                <w:b w:val="false"/>
-                <w:u w:val="none"/>
+                <w:strike w:val="false"/>
+                <w:sz w:val="24"/>
+                <w:szCs w:val="24"/>
+                <w:color w:val="000000"/>
+              </w:rPr>
+            </w:pPr>
+            <w:r>
+              <w:rPr>
+                <w:rFonts w:ascii="Times New Roman" w:hAnsi="Times New Roman" w:eastAsia="Times New Roman" w:cs="Times New Roman"/>
+                <w:i w:val="false"/>
+                <w:b w:val="false"/>
+                <w:u w:val="none"/>
+                <w:strike w:val="false"/>
                 <w:sz w:val="24"/>
                 <w:szCs w:val="24"/>
                 <w:color w:val="000000"/>
@@ -4228,17 +4366,19 @@
                 <w:i w:val="false"/>
                 <w:b w:val="false"/>
                 <w:u w:val="none"/>
-                <w:sz w:val="24"/>
-                <w:szCs w:val="24"/>
-                <w:color w:val="000000"/>
-              </w:rPr>
-            </w:pPr>
-            <w:r>
-              <w:rPr>
-                <w:rFonts w:ascii="Times New Roman" w:hAnsi="Times New Roman" w:eastAsia="Times New Roman" w:cs="Times New Roman"/>
-                <w:i w:val="false"/>
-                <w:b w:val="false"/>
-                <w:u w:val="none"/>
+                <w:strike w:val="false"/>
+                <w:sz w:val="24"/>
+                <w:szCs w:val="24"/>
+                <w:color w:val="000000"/>
+              </w:rPr>
+            </w:pPr>
+            <w:r>
+              <w:rPr>
+                <w:rFonts w:ascii="Times New Roman" w:hAnsi="Times New Roman" w:eastAsia="Times New Roman" w:cs="Times New Roman"/>
+                <w:i w:val="false"/>
+                <w:b w:val="false"/>
+                <w:u w:val="none"/>
+                <w:strike w:val="false"/>
                 <w:sz w:val="24"/>
                 <w:szCs w:val="24"/>
                 <w:color w:val="000000"/>
@@ -4281,17 +4421,19 @@
                 <w:i w:val="false"/>
                 <w:b w:val="false"/>
                 <w:u w:val="none"/>
-                <w:sz w:val="24"/>
-                <w:szCs w:val="24"/>
-                <w:color w:val="000000"/>
-              </w:rPr>
-            </w:pPr>
-            <w:r>
-              <w:rPr>
-                <w:rFonts w:ascii="Times New Roman" w:hAnsi="Times New Roman" w:eastAsia="Times New Roman" w:cs="Times New Roman"/>
-                <w:i w:val="false"/>
-                <w:b w:val="false"/>
-                <w:u w:val="none"/>
+                <w:strike w:val="false"/>
+                <w:sz w:val="24"/>
+                <w:szCs w:val="24"/>
+                <w:color w:val="000000"/>
+              </w:rPr>
+            </w:pPr>
+            <w:r>
+              <w:rPr>
+                <w:rFonts w:ascii="Times New Roman" w:hAnsi="Times New Roman" w:eastAsia="Times New Roman" w:cs="Times New Roman"/>
+                <w:i w:val="false"/>
+                <w:b w:val="false"/>
+                <w:u w:val="none"/>
+                <w:strike w:val="false"/>
                 <w:sz w:val="24"/>
                 <w:szCs w:val="24"/>
                 <w:color w:val="000000"/>
@@ -4334,17 +4476,19 @@
                 <w:i w:val="false"/>
                 <w:b w:val="false"/>
                 <w:u w:val="none"/>
-                <w:sz w:val="24"/>
-                <w:szCs w:val="24"/>
-                <w:color w:val="000000"/>
-              </w:rPr>
-            </w:pPr>
-            <w:r>
-              <w:rPr>
-                <w:rFonts w:ascii="Times New Roman" w:hAnsi="Times New Roman" w:eastAsia="Times New Roman" w:cs="Times New Roman"/>
-                <w:i w:val="false"/>
-                <w:b w:val="false"/>
-                <w:u w:val="none"/>
+                <w:strike w:val="false"/>
+                <w:sz w:val="24"/>
+                <w:szCs w:val="24"/>
+                <w:color w:val="000000"/>
+              </w:rPr>
+            </w:pPr>
+            <w:r>
+              <w:rPr>
+                <w:rFonts w:ascii="Times New Roman" w:hAnsi="Times New Roman" w:eastAsia="Times New Roman" w:cs="Times New Roman"/>
+                <w:i w:val="false"/>
+                <w:b w:val="false"/>
+                <w:u w:val="none"/>
+                <w:strike w:val="false"/>
                 <w:sz w:val="24"/>
                 <w:szCs w:val="24"/>
                 <w:color w:val="000000"/>
@@ -4358,7 +4502,6 @@
         <w:trPr>
           <w:trHeight w:val="360" w:hRule="auto"/>
         </w:trPr>
-        body16
         <w:tc>
           <w:tcPr>
             <w:tcBorders>
@@ -4393,17 +4536,19 @@
                 <w:i w:val="false"/>
                 <w:b w:val="false"/>
                 <w:u w:val="none"/>
-                <w:sz w:val="24"/>
-                <w:szCs w:val="24"/>
-                <w:color w:val="000000"/>
-              </w:rPr>
-            </w:pPr>
-            <w:r>
-              <w:rPr>
-                <w:rFonts w:ascii="Times New Roman" w:hAnsi="Times New Roman" w:eastAsia="Times New Roman" w:cs="Times New Roman"/>
-                <w:i w:val="false"/>
-                <w:b w:val="false"/>
-                <w:u w:val="none"/>
+                <w:strike w:val="false"/>
+                <w:sz w:val="24"/>
+                <w:szCs w:val="24"/>
+                <w:color w:val="000000"/>
+              </w:rPr>
+            </w:pPr>
+            <w:r>
+              <w:rPr>
+                <w:rFonts w:ascii="Times New Roman" w:hAnsi="Times New Roman" w:eastAsia="Times New Roman" w:cs="Times New Roman"/>
+                <w:i w:val="false"/>
+                <w:b w:val="false"/>
+                <w:u w:val="none"/>
+                <w:strike w:val="false"/>
                 <w:sz w:val="24"/>
                 <w:szCs w:val="24"/>
                 <w:color w:val="000000"/>
@@ -4446,17 +4591,19 @@
                 <w:i w:val="false"/>
                 <w:b w:val="false"/>
                 <w:u w:val="none"/>
-                <w:sz w:val="24"/>
-                <w:szCs w:val="24"/>
-                <w:color w:val="000000"/>
-              </w:rPr>
-            </w:pPr>
-            <w:r>
-              <w:rPr>
-                <w:rFonts w:ascii="Times New Roman" w:hAnsi="Times New Roman" w:eastAsia="Times New Roman" w:cs="Times New Roman"/>
-                <w:i w:val="false"/>
-                <w:b w:val="false"/>
-                <w:u w:val="none"/>
+                <w:strike w:val="false"/>
+                <w:sz w:val="24"/>
+                <w:szCs w:val="24"/>
+                <w:color w:val="000000"/>
+              </w:rPr>
+            </w:pPr>
+            <w:r>
+              <w:rPr>
+                <w:rFonts w:ascii="Times New Roman" w:hAnsi="Times New Roman" w:eastAsia="Times New Roman" w:cs="Times New Roman"/>
+                <w:i w:val="false"/>
+                <w:b w:val="false"/>
+                <w:u w:val="none"/>
+                <w:strike w:val="false"/>
                 <w:sz w:val="24"/>
                 <w:szCs w:val="24"/>
                 <w:color w:val="000000"/>
@@ -4499,17 +4646,19 @@
                 <w:i w:val="false"/>
                 <w:b w:val="false"/>
                 <w:u w:val="none"/>
-                <w:sz w:val="24"/>
-                <w:szCs w:val="24"/>
-                <w:color w:val="000000"/>
-              </w:rPr>
-            </w:pPr>
-            <w:r>
-              <w:rPr>
-                <w:rFonts w:ascii="Times New Roman" w:hAnsi="Times New Roman" w:eastAsia="Times New Roman" w:cs="Times New Roman"/>
-                <w:i w:val="false"/>
-                <w:b w:val="false"/>
-                <w:u w:val="none"/>
+                <w:strike w:val="false"/>
+                <w:sz w:val="24"/>
+                <w:szCs w:val="24"/>
+                <w:color w:val="000000"/>
+              </w:rPr>
+            </w:pPr>
+            <w:r>
+              <w:rPr>
+                <w:rFonts w:ascii="Times New Roman" w:hAnsi="Times New Roman" w:eastAsia="Times New Roman" w:cs="Times New Roman"/>
+                <w:i w:val="false"/>
+                <w:b w:val="false"/>
+                <w:u w:val="none"/>
+                <w:strike w:val="false"/>
                 <w:sz w:val="24"/>
                 <w:szCs w:val="24"/>
                 <w:color w:val="000000"/>
@@ -4552,17 +4701,19 @@
                 <w:i w:val="false"/>
                 <w:b w:val="false"/>
                 <w:u w:val="none"/>
-                <w:sz w:val="24"/>
-                <w:szCs w:val="24"/>
-                <w:color w:val="000000"/>
-              </w:rPr>
-            </w:pPr>
-            <w:r>
-              <w:rPr>
-                <w:rFonts w:ascii="Times New Roman" w:hAnsi="Times New Roman" w:eastAsia="Times New Roman" w:cs="Times New Roman"/>
-                <w:i w:val="false"/>
-                <w:b w:val="false"/>
-                <w:u w:val="none"/>
+                <w:strike w:val="false"/>
+                <w:sz w:val="24"/>
+                <w:szCs w:val="24"/>
+                <w:color w:val="000000"/>
+              </w:rPr>
+            </w:pPr>
+            <w:r>
+              <w:rPr>
+                <w:rFonts w:ascii="Times New Roman" w:hAnsi="Times New Roman" w:eastAsia="Times New Roman" w:cs="Times New Roman"/>
+                <w:i w:val="false"/>
+                <w:b w:val="false"/>
+                <w:u w:val="none"/>
+                <w:strike w:val="false"/>
                 <w:sz w:val="24"/>
                 <w:szCs w:val="24"/>
                 <w:color w:val="000000"/>
@@ -4605,17 +4756,19 @@
                 <w:i w:val="false"/>
                 <w:b w:val="false"/>
                 <w:u w:val="none"/>
-                <w:sz w:val="24"/>
-                <w:szCs w:val="24"/>
-                <w:color w:val="000000"/>
-              </w:rPr>
-            </w:pPr>
-            <w:r>
-              <w:rPr>
-                <w:rFonts w:ascii="Times New Roman" w:hAnsi="Times New Roman" w:eastAsia="Times New Roman" w:cs="Times New Roman"/>
-                <w:i w:val="false"/>
-                <w:b w:val="false"/>
-                <w:u w:val="none"/>
+                <w:strike w:val="false"/>
+                <w:sz w:val="24"/>
+                <w:szCs w:val="24"/>
+                <w:color w:val="000000"/>
+              </w:rPr>
+            </w:pPr>
+            <w:r>
+              <w:rPr>
+                <w:rFonts w:ascii="Times New Roman" w:hAnsi="Times New Roman" w:eastAsia="Times New Roman" w:cs="Times New Roman"/>
+                <w:i w:val="false"/>
+                <w:b w:val="false"/>
+                <w:u w:val="none"/>
+                <w:strike w:val="false"/>
                 <w:sz w:val="24"/>
                 <w:szCs w:val="24"/>
                 <w:color w:val="000000"/>
@@ -4629,7 +4782,6 @@
         <w:trPr>
           <w:trHeight w:val="360" w:hRule="auto"/>
         </w:trPr>
-        body17
         <w:tc>
           <w:tcPr>
             <w:tcBorders>
@@ -4664,17 +4816,19 @@
                 <w:i w:val="false"/>
                 <w:b w:val="false"/>
                 <w:u w:val="none"/>
-                <w:sz w:val="24"/>
-                <w:szCs w:val="24"/>
-                <w:color w:val="000000"/>
-              </w:rPr>
-            </w:pPr>
-            <w:r>
-              <w:rPr>
-                <w:rFonts w:ascii="Times New Roman" w:hAnsi="Times New Roman" w:eastAsia="Times New Roman" w:cs="Times New Roman"/>
-                <w:i w:val="false"/>
-                <w:b w:val="false"/>
-                <w:u w:val="none"/>
+                <w:strike w:val="false"/>
+                <w:sz w:val="24"/>
+                <w:szCs w:val="24"/>
+                <w:color w:val="000000"/>
+              </w:rPr>
+            </w:pPr>
+            <w:r>
+              <w:rPr>
+                <w:rFonts w:ascii="Times New Roman" w:hAnsi="Times New Roman" w:eastAsia="Times New Roman" w:cs="Times New Roman"/>
+                <w:i w:val="false"/>
+                <w:b w:val="false"/>
+                <w:u w:val="none"/>
+                <w:strike w:val="false"/>
                 <w:sz w:val="24"/>
                 <w:szCs w:val="24"/>
                 <w:color w:val="000000"/>
@@ -4717,17 +4871,19 @@
                 <w:i w:val="false"/>
                 <w:b w:val="false"/>
                 <w:u w:val="none"/>
-                <w:sz w:val="24"/>
-                <w:szCs w:val="24"/>
-                <w:color w:val="000000"/>
-              </w:rPr>
-            </w:pPr>
-            <w:r>
-              <w:rPr>
-                <w:rFonts w:ascii="Times New Roman" w:hAnsi="Times New Roman" w:eastAsia="Times New Roman" w:cs="Times New Roman"/>
-                <w:i w:val="false"/>
-                <w:b w:val="false"/>
-                <w:u w:val="none"/>
+                <w:strike w:val="false"/>
+                <w:sz w:val="24"/>
+                <w:szCs w:val="24"/>
+                <w:color w:val="000000"/>
+              </w:rPr>
+            </w:pPr>
+            <w:r>
+              <w:rPr>
+                <w:rFonts w:ascii="Times New Roman" w:hAnsi="Times New Roman" w:eastAsia="Times New Roman" w:cs="Times New Roman"/>
+                <w:i w:val="false"/>
+                <w:b w:val="false"/>
+                <w:u w:val="none"/>
+                <w:strike w:val="false"/>
                 <w:sz w:val="24"/>
                 <w:szCs w:val="24"/>
                 <w:color w:val="000000"/>
@@ -4770,17 +4926,19 @@
                 <w:i w:val="false"/>
                 <w:b w:val="false"/>
                 <w:u w:val="none"/>
-                <w:sz w:val="24"/>
-                <w:szCs w:val="24"/>
-                <w:color w:val="000000"/>
-              </w:rPr>
-            </w:pPr>
-            <w:r>
-              <w:rPr>
-                <w:rFonts w:ascii="Times New Roman" w:hAnsi="Times New Roman" w:eastAsia="Times New Roman" w:cs="Times New Roman"/>
-                <w:i w:val="false"/>
-                <w:b w:val="false"/>
-                <w:u w:val="none"/>
+                <w:strike w:val="false"/>
+                <w:sz w:val="24"/>
+                <w:szCs w:val="24"/>
+                <w:color w:val="000000"/>
+              </w:rPr>
+            </w:pPr>
+            <w:r>
+              <w:rPr>
+                <w:rFonts w:ascii="Times New Roman" w:hAnsi="Times New Roman" w:eastAsia="Times New Roman" w:cs="Times New Roman"/>
+                <w:i w:val="false"/>
+                <w:b w:val="false"/>
+                <w:u w:val="none"/>
+                <w:strike w:val="false"/>
                 <w:sz w:val="24"/>
                 <w:szCs w:val="24"/>
                 <w:color w:val="000000"/>
@@ -4823,17 +4981,19 @@
                 <w:i w:val="false"/>
                 <w:b w:val="false"/>
                 <w:u w:val="none"/>
-                <w:sz w:val="24"/>
-                <w:szCs w:val="24"/>
-                <w:color w:val="000000"/>
-              </w:rPr>
-            </w:pPr>
-            <w:r>
-              <w:rPr>
-                <w:rFonts w:ascii="Times New Roman" w:hAnsi="Times New Roman" w:eastAsia="Times New Roman" w:cs="Times New Roman"/>
-                <w:i w:val="false"/>
-                <w:b w:val="false"/>
-                <w:u w:val="none"/>
+                <w:strike w:val="false"/>
+                <w:sz w:val="24"/>
+                <w:szCs w:val="24"/>
+                <w:color w:val="000000"/>
+              </w:rPr>
+            </w:pPr>
+            <w:r>
+              <w:rPr>
+                <w:rFonts w:ascii="Times New Roman" w:hAnsi="Times New Roman" w:eastAsia="Times New Roman" w:cs="Times New Roman"/>
+                <w:i w:val="false"/>
+                <w:b w:val="false"/>
+                <w:u w:val="none"/>
+                <w:strike w:val="false"/>
                 <w:sz w:val="24"/>
                 <w:szCs w:val="24"/>
                 <w:color w:val="000000"/>
@@ -4876,17 +5036,19 @@
                 <w:i w:val="false"/>
                 <w:b w:val="false"/>
                 <w:u w:val="none"/>
-                <w:sz w:val="24"/>
-                <w:szCs w:val="24"/>
-                <w:color w:val="000000"/>
-              </w:rPr>
-            </w:pPr>
-            <w:r>
-              <w:rPr>
-                <w:rFonts w:ascii="Times New Roman" w:hAnsi="Times New Roman" w:eastAsia="Times New Roman" w:cs="Times New Roman"/>
-                <w:i w:val="false"/>
-                <w:b w:val="false"/>
-                <w:u w:val="none"/>
+                <w:strike w:val="false"/>
+                <w:sz w:val="24"/>
+                <w:szCs w:val="24"/>
+                <w:color w:val="000000"/>
+              </w:rPr>
+            </w:pPr>
+            <w:r>
+              <w:rPr>
+                <w:rFonts w:ascii="Times New Roman" w:hAnsi="Times New Roman" w:eastAsia="Times New Roman" w:cs="Times New Roman"/>
+                <w:i w:val="false"/>
+                <w:b w:val="false"/>
+                <w:u w:val="none"/>
+                <w:strike w:val="false"/>
                 <w:sz w:val="24"/>
                 <w:szCs w:val="24"/>
                 <w:color w:val="000000"/>
@@ -4900,7 +5062,6 @@
         <w:trPr>
           <w:trHeight w:val="360" w:hRule="auto"/>
         </w:trPr>
-        body18
         <w:tc>
           <w:tcPr>
             <w:tcBorders>
@@ -4935,17 +5096,19 @@
                 <w:i w:val="false"/>
                 <w:b w:val="false"/>
                 <w:u w:val="none"/>
-                <w:sz w:val="24"/>
-                <w:szCs w:val="24"/>
-                <w:color w:val="000000"/>
-              </w:rPr>
-            </w:pPr>
-            <w:r>
-              <w:rPr>
-                <w:rFonts w:ascii="Times New Roman" w:hAnsi="Times New Roman" w:eastAsia="Times New Roman" w:cs="Times New Roman"/>
-                <w:i w:val="false"/>
-                <w:b w:val="false"/>
-                <w:u w:val="none"/>
+                <w:strike w:val="false"/>
+                <w:sz w:val="24"/>
+                <w:szCs w:val="24"/>
+                <w:color w:val="000000"/>
+              </w:rPr>
+            </w:pPr>
+            <w:r>
+              <w:rPr>
+                <w:rFonts w:ascii="Times New Roman" w:hAnsi="Times New Roman" w:eastAsia="Times New Roman" w:cs="Times New Roman"/>
+                <w:i w:val="false"/>
+                <w:b w:val="false"/>
+                <w:u w:val="none"/>
+                <w:strike w:val="false"/>
                 <w:sz w:val="24"/>
                 <w:szCs w:val="24"/>
                 <w:color w:val="000000"/>
@@ -4988,17 +5151,19 @@
                 <w:i w:val="false"/>
                 <w:b w:val="false"/>
                 <w:u w:val="none"/>
-                <w:sz w:val="24"/>
-                <w:szCs w:val="24"/>
-                <w:color w:val="000000"/>
-              </w:rPr>
-            </w:pPr>
-            <w:r>
-              <w:rPr>
-                <w:rFonts w:ascii="Times New Roman" w:hAnsi="Times New Roman" w:eastAsia="Times New Roman" w:cs="Times New Roman"/>
-                <w:i w:val="false"/>
-                <w:b w:val="false"/>
-                <w:u w:val="none"/>
+                <w:strike w:val="false"/>
+                <w:sz w:val="24"/>
+                <w:szCs w:val="24"/>
+                <w:color w:val="000000"/>
+              </w:rPr>
+            </w:pPr>
+            <w:r>
+              <w:rPr>
+                <w:rFonts w:ascii="Times New Roman" w:hAnsi="Times New Roman" w:eastAsia="Times New Roman" w:cs="Times New Roman"/>
+                <w:i w:val="false"/>
+                <w:b w:val="false"/>
+                <w:u w:val="none"/>
+                <w:strike w:val="false"/>
                 <w:sz w:val="24"/>
                 <w:szCs w:val="24"/>
                 <w:color w:val="000000"/>
@@ -5041,17 +5206,19 @@
                 <w:i w:val="false"/>
                 <w:b w:val="false"/>
                 <w:u w:val="none"/>
-                <w:sz w:val="24"/>
-                <w:szCs w:val="24"/>
-                <w:color w:val="000000"/>
-              </w:rPr>
-            </w:pPr>
-            <w:r>
-              <w:rPr>
-                <w:rFonts w:ascii="Times New Roman" w:hAnsi="Times New Roman" w:eastAsia="Times New Roman" w:cs="Times New Roman"/>
-                <w:i w:val="false"/>
-                <w:b w:val="false"/>
-                <w:u w:val="none"/>
+                <w:strike w:val="false"/>
+                <w:sz w:val="24"/>
+                <w:szCs w:val="24"/>
+                <w:color w:val="000000"/>
+              </w:rPr>
+            </w:pPr>
+            <w:r>
+              <w:rPr>
+                <w:rFonts w:ascii="Times New Roman" w:hAnsi="Times New Roman" w:eastAsia="Times New Roman" w:cs="Times New Roman"/>
+                <w:i w:val="false"/>
+                <w:b w:val="false"/>
+                <w:u w:val="none"/>
+                <w:strike w:val="false"/>
                 <w:sz w:val="24"/>
                 <w:szCs w:val="24"/>
                 <w:color w:val="000000"/>
@@ -5094,17 +5261,19 @@
                 <w:i w:val="false"/>
                 <w:b w:val="false"/>
                 <w:u w:val="none"/>
-                <w:sz w:val="24"/>
-                <w:szCs w:val="24"/>
-                <w:color w:val="000000"/>
-              </w:rPr>
-            </w:pPr>
-            <w:r>
-              <w:rPr>
-                <w:rFonts w:ascii="Times New Roman" w:hAnsi="Times New Roman" w:eastAsia="Times New Roman" w:cs="Times New Roman"/>
-                <w:i w:val="false"/>
-                <w:b w:val="false"/>
-                <w:u w:val="none"/>
+                <w:strike w:val="false"/>
+                <w:sz w:val="24"/>
+                <w:szCs w:val="24"/>
+                <w:color w:val="000000"/>
+              </w:rPr>
+            </w:pPr>
+            <w:r>
+              <w:rPr>
+                <w:rFonts w:ascii="Times New Roman" w:hAnsi="Times New Roman" w:eastAsia="Times New Roman" w:cs="Times New Roman"/>
+                <w:i w:val="false"/>
+                <w:b w:val="false"/>
+                <w:u w:val="none"/>
+                <w:strike w:val="false"/>
                 <w:sz w:val="24"/>
                 <w:szCs w:val="24"/>
                 <w:color w:val="000000"/>
@@ -5147,17 +5316,19 @@
                 <w:i w:val="false"/>
                 <w:b w:val="false"/>
                 <w:u w:val="none"/>
-                <w:sz w:val="24"/>
-                <w:szCs w:val="24"/>
-                <w:color w:val="000000"/>
-              </w:rPr>
-            </w:pPr>
-            <w:r>
-              <w:rPr>
-                <w:rFonts w:ascii="Times New Roman" w:hAnsi="Times New Roman" w:eastAsia="Times New Roman" w:cs="Times New Roman"/>
-                <w:i w:val="false"/>
-                <w:b w:val="false"/>
-                <w:u w:val="none"/>
+                <w:strike w:val="false"/>
+                <w:sz w:val="24"/>
+                <w:szCs w:val="24"/>
+                <w:color w:val="000000"/>
+              </w:rPr>
+            </w:pPr>
+            <w:r>
+              <w:rPr>
+                <w:rFonts w:ascii="Times New Roman" w:hAnsi="Times New Roman" w:eastAsia="Times New Roman" w:cs="Times New Roman"/>
+                <w:i w:val="false"/>
+                <w:b w:val="false"/>
+                <w:u w:val="none"/>
+                <w:strike w:val="false"/>
                 <w:sz w:val="24"/>
                 <w:szCs w:val="24"/>
                 <w:color w:val="000000"/>
@@ -5171,7 +5342,6 @@
         <w:trPr>
           <w:trHeight w:val="360" w:hRule="auto"/>
         </w:trPr>
-        body19
         <w:tc>
           <w:tcPr>
             <w:tcBorders>
@@ -5206,17 +5376,19 @@
                 <w:i w:val="false"/>
                 <w:b w:val="false"/>
                 <w:u w:val="none"/>
-                <w:sz w:val="24"/>
-                <w:szCs w:val="24"/>
-                <w:color w:val="000000"/>
-              </w:rPr>
-            </w:pPr>
-            <w:r>
-              <w:rPr>
-                <w:rFonts w:ascii="Times New Roman" w:hAnsi="Times New Roman" w:eastAsia="Times New Roman" w:cs="Times New Roman"/>
-                <w:i w:val="false"/>
-                <w:b w:val="false"/>
-                <w:u w:val="none"/>
+                <w:strike w:val="false"/>
+                <w:sz w:val="24"/>
+                <w:szCs w:val="24"/>
+                <w:color w:val="000000"/>
+              </w:rPr>
+            </w:pPr>
+            <w:r>
+              <w:rPr>
+                <w:rFonts w:ascii="Times New Roman" w:hAnsi="Times New Roman" w:eastAsia="Times New Roman" w:cs="Times New Roman"/>
+                <w:i w:val="false"/>
+                <w:b w:val="false"/>
+                <w:u w:val="none"/>
+                <w:strike w:val="false"/>
                 <w:sz w:val="24"/>
                 <w:szCs w:val="24"/>
                 <w:color w:val="000000"/>
@@ -5259,17 +5431,19 @@
                 <w:i w:val="false"/>
                 <w:b w:val="false"/>
                 <w:u w:val="none"/>
-                <w:sz w:val="24"/>
-                <w:szCs w:val="24"/>
-                <w:color w:val="000000"/>
-              </w:rPr>
-            </w:pPr>
-            <w:r>
-              <w:rPr>
-                <w:rFonts w:ascii="Times New Roman" w:hAnsi="Times New Roman" w:eastAsia="Times New Roman" w:cs="Times New Roman"/>
-                <w:i w:val="false"/>
-                <w:b w:val="false"/>
-                <w:u w:val="none"/>
+                <w:strike w:val="false"/>
+                <w:sz w:val="24"/>
+                <w:szCs w:val="24"/>
+                <w:color w:val="000000"/>
+              </w:rPr>
+            </w:pPr>
+            <w:r>
+              <w:rPr>
+                <w:rFonts w:ascii="Times New Roman" w:hAnsi="Times New Roman" w:eastAsia="Times New Roman" w:cs="Times New Roman"/>
+                <w:i w:val="false"/>
+                <w:b w:val="false"/>
+                <w:u w:val="none"/>
+                <w:strike w:val="false"/>
                 <w:sz w:val="24"/>
                 <w:szCs w:val="24"/>
                 <w:color w:val="000000"/>
@@ -5312,17 +5486,19 @@
                 <w:i w:val="false"/>
                 <w:b w:val="false"/>
                 <w:u w:val="none"/>
-                <w:sz w:val="24"/>
-                <w:szCs w:val="24"/>
-                <w:color w:val="000000"/>
-              </w:rPr>
-            </w:pPr>
-            <w:r>
-              <w:rPr>
-                <w:rFonts w:ascii="Times New Roman" w:hAnsi="Times New Roman" w:eastAsia="Times New Roman" w:cs="Times New Roman"/>
-                <w:i w:val="false"/>
-                <w:b w:val="false"/>
-                <w:u w:val="none"/>
+                <w:strike w:val="false"/>
+                <w:sz w:val="24"/>
+                <w:szCs w:val="24"/>
+                <w:color w:val="000000"/>
+              </w:rPr>
+            </w:pPr>
+            <w:r>
+              <w:rPr>
+                <w:rFonts w:ascii="Times New Roman" w:hAnsi="Times New Roman" w:eastAsia="Times New Roman" w:cs="Times New Roman"/>
+                <w:i w:val="false"/>
+                <w:b w:val="false"/>
+                <w:u w:val="none"/>
+                <w:strike w:val="false"/>
                 <w:sz w:val="24"/>
                 <w:szCs w:val="24"/>
                 <w:color w:val="000000"/>
@@ -5365,17 +5541,19 @@
                 <w:i w:val="false"/>
                 <w:b w:val="false"/>
                 <w:u w:val="none"/>
-                <w:sz w:val="24"/>
-                <w:szCs w:val="24"/>
-                <w:color w:val="000000"/>
-              </w:rPr>
-            </w:pPr>
-            <w:r>
-              <w:rPr>
-                <w:rFonts w:ascii="Times New Roman" w:hAnsi="Times New Roman" w:eastAsia="Times New Roman" w:cs="Times New Roman"/>
-                <w:i w:val="false"/>
-                <w:b w:val="false"/>
-                <w:u w:val="none"/>
+                <w:strike w:val="false"/>
+                <w:sz w:val="24"/>
+                <w:szCs w:val="24"/>
+                <w:color w:val="000000"/>
+              </w:rPr>
+            </w:pPr>
+            <w:r>
+              <w:rPr>
+                <w:rFonts w:ascii="Times New Roman" w:hAnsi="Times New Roman" w:eastAsia="Times New Roman" w:cs="Times New Roman"/>
+                <w:i w:val="false"/>
+                <w:b w:val="false"/>
+                <w:u w:val="none"/>
+                <w:strike w:val="false"/>
                 <w:sz w:val="24"/>
                 <w:szCs w:val="24"/>
                 <w:color w:val="000000"/>
@@ -5418,17 +5596,19 @@
                 <w:i w:val="false"/>
                 <w:b w:val="false"/>
                 <w:u w:val="none"/>
-                <w:sz w:val="24"/>
-                <w:szCs w:val="24"/>
-                <w:color w:val="000000"/>
-              </w:rPr>
-            </w:pPr>
-            <w:r>
-              <w:rPr>
-                <w:rFonts w:ascii="Times New Roman" w:hAnsi="Times New Roman" w:eastAsia="Times New Roman" w:cs="Times New Roman"/>
-                <w:i w:val="false"/>
-                <w:b w:val="false"/>
-                <w:u w:val="none"/>
+                <w:strike w:val="false"/>
+                <w:sz w:val="24"/>
+                <w:szCs w:val="24"/>
+                <w:color w:val="000000"/>
+              </w:rPr>
+            </w:pPr>
+            <w:r>
+              <w:rPr>
+                <w:rFonts w:ascii="Times New Roman" w:hAnsi="Times New Roman" w:eastAsia="Times New Roman" w:cs="Times New Roman"/>
+                <w:i w:val="false"/>
+                <w:b w:val="false"/>
+                <w:u w:val="none"/>
+                <w:strike w:val="false"/>
                 <w:sz w:val="24"/>
                 <w:szCs w:val="24"/>
                 <w:color w:val="000000"/>
@@ -5442,7 +5622,6 @@
         <w:trPr>
           <w:trHeight w:val="360" w:hRule="auto"/>
         </w:trPr>
-        body20
         <w:tc>
           <w:tcPr>
             <w:tcBorders>
@@ -5477,17 +5656,19 @@
                 <w:i w:val="false"/>
                 <w:b w:val="false"/>
                 <w:u w:val="none"/>
-                <w:sz w:val="24"/>
-                <w:szCs w:val="24"/>
-                <w:color w:val="000000"/>
-              </w:rPr>
-            </w:pPr>
-            <w:r>
-              <w:rPr>
-                <w:rFonts w:ascii="Times New Roman" w:hAnsi="Times New Roman" w:eastAsia="Times New Roman" w:cs="Times New Roman"/>
-                <w:i w:val="false"/>
-                <w:b w:val="false"/>
-                <w:u w:val="none"/>
+                <w:strike w:val="false"/>
+                <w:sz w:val="24"/>
+                <w:szCs w:val="24"/>
+                <w:color w:val="000000"/>
+              </w:rPr>
+            </w:pPr>
+            <w:r>
+              <w:rPr>
+                <w:rFonts w:ascii="Times New Roman" w:hAnsi="Times New Roman" w:eastAsia="Times New Roman" w:cs="Times New Roman"/>
+                <w:i w:val="false"/>
+                <w:b w:val="false"/>
+                <w:u w:val="none"/>
+                <w:strike w:val="false"/>
                 <w:sz w:val="24"/>
                 <w:szCs w:val="24"/>
                 <w:color w:val="000000"/>
@@ -5530,17 +5711,19 @@
                 <w:i w:val="false"/>
                 <w:b w:val="false"/>
                 <w:u w:val="none"/>
-                <w:sz w:val="24"/>
-                <w:szCs w:val="24"/>
-                <w:color w:val="000000"/>
-              </w:rPr>
-            </w:pPr>
-            <w:r>
-              <w:rPr>
-                <w:rFonts w:ascii="Times New Roman" w:hAnsi="Times New Roman" w:eastAsia="Times New Roman" w:cs="Times New Roman"/>
-                <w:i w:val="false"/>
-                <w:b w:val="false"/>
-                <w:u w:val="none"/>
+                <w:strike w:val="false"/>
+                <w:sz w:val="24"/>
+                <w:szCs w:val="24"/>
+                <w:color w:val="000000"/>
+              </w:rPr>
+            </w:pPr>
+            <w:r>
+              <w:rPr>
+                <w:rFonts w:ascii="Times New Roman" w:hAnsi="Times New Roman" w:eastAsia="Times New Roman" w:cs="Times New Roman"/>
+                <w:i w:val="false"/>
+                <w:b w:val="false"/>
+                <w:u w:val="none"/>
+                <w:strike w:val="false"/>
                 <w:sz w:val="24"/>
                 <w:szCs w:val="24"/>
                 <w:color w:val="000000"/>
@@ -5583,17 +5766,19 @@
                 <w:i w:val="false"/>
                 <w:b w:val="false"/>
                 <w:u w:val="none"/>
-                <w:sz w:val="24"/>
-                <w:szCs w:val="24"/>
-                <w:color w:val="000000"/>
-              </w:rPr>
-            </w:pPr>
-            <w:r>
-              <w:rPr>
-                <w:rFonts w:ascii="Times New Roman" w:hAnsi="Times New Roman" w:eastAsia="Times New Roman" w:cs="Times New Roman"/>
-                <w:i w:val="false"/>
-                <w:b w:val="false"/>
-                <w:u w:val="none"/>
+                <w:strike w:val="false"/>
+                <w:sz w:val="24"/>
+                <w:szCs w:val="24"/>
+                <w:color w:val="000000"/>
+              </w:rPr>
+            </w:pPr>
+            <w:r>
+              <w:rPr>
+                <w:rFonts w:ascii="Times New Roman" w:hAnsi="Times New Roman" w:eastAsia="Times New Roman" w:cs="Times New Roman"/>
+                <w:i w:val="false"/>
+                <w:b w:val="false"/>
+                <w:u w:val="none"/>
+                <w:strike w:val="false"/>
                 <w:sz w:val="24"/>
                 <w:szCs w:val="24"/>
                 <w:color w:val="000000"/>
@@ -5636,17 +5821,19 @@
                 <w:i w:val="false"/>
                 <w:b w:val="false"/>
                 <w:u w:val="none"/>
-                <w:sz w:val="24"/>
-                <w:szCs w:val="24"/>
-                <w:color w:val="000000"/>
-              </w:rPr>
-            </w:pPr>
-            <w:r>
-              <w:rPr>
-                <w:rFonts w:ascii="Times New Roman" w:hAnsi="Times New Roman" w:eastAsia="Times New Roman" w:cs="Times New Roman"/>
-                <w:i w:val="false"/>
-                <w:b w:val="false"/>
-                <w:u w:val="none"/>
+                <w:strike w:val="false"/>
+                <w:sz w:val="24"/>
+                <w:szCs w:val="24"/>
+                <w:color w:val="000000"/>
+              </w:rPr>
+            </w:pPr>
+            <w:r>
+              <w:rPr>
+                <w:rFonts w:ascii="Times New Roman" w:hAnsi="Times New Roman" w:eastAsia="Times New Roman" w:cs="Times New Roman"/>
+                <w:i w:val="false"/>
+                <w:b w:val="false"/>
+                <w:u w:val="none"/>
+                <w:strike w:val="false"/>
                 <w:sz w:val="24"/>
                 <w:szCs w:val="24"/>
                 <w:color w:val="000000"/>
@@ -5689,17 +5876,19 @@
                 <w:i w:val="false"/>
                 <w:b w:val="false"/>
                 <w:u w:val="none"/>
-                <w:sz w:val="24"/>
-                <w:szCs w:val="24"/>
-                <w:color w:val="000000"/>
-              </w:rPr>
-            </w:pPr>
-            <w:r>
-              <w:rPr>
-                <w:rFonts w:ascii="Times New Roman" w:hAnsi="Times New Roman" w:eastAsia="Times New Roman" w:cs="Times New Roman"/>
-                <w:i w:val="false"/>
-                <w:b w:val="false"/>
-                <w:u w:val="none"/>
+                <w:strike w:val="false"/>
+                <w:sz w:val="24"/>
+                <w:szCs w:val="24"/>
+                <w:color w:val="000000"/>
+              </w:rPr>
+            </w:pPr>
+            <w:r>
+              <w:rPr>
+                <w:rFonts w:ascii="Times New Roman" w:hAnsi="Times New Roman" w:eastAsia="Times New Roman" w:cs="Times New Roman"/>
+                <w:i w:val="false"/>
+                <w:b w:val="false"/>
+                <w:u w:val="none"/>
+                <w:strike w:val="false"/>
                 <w:sz w:val="24"/>
                 <w:szCs w:val="24"/>
                 <w:color w:val="000000"/>
@@ -5710,9 +5899,9 @@
         </w:tc>
       </w:tr>
     </w:tbl>
-    <w:sectPr w:officer="true">
-      <w:pgMar w:header="720" w:bottom="1440" w:top="1440" w:right="1440" w:left="1440" w:footer="720" w:gutter="720"/>
-      <w:pgSz w:h="16848" w:w="11952" w:orient="portrait"/>
+    <w:sectPr>
+      <w:pgMar w:header="708" w:bottom="1417" w:top="1417" w:right="1417" w:left="1417" w:footer="708" w:gutter="0"/>
+      <w:pgSz w:h="16838" w:w="11906" w:orient="portrait"/>
       <w:type w:val="continuous"/>
       <w:cols/>
     </w:sectPr>
